--- a/assets/jslee7518.docx
+++ b/assets/jslee7518.docx
@@ -1,6 +1,6 @@
 
 <file path=word/document.xml><?xml version="1.0" encoding="utf-8"?>
-<w:document xmlns:wpc="http://schemas.microsoft.com/office/word/2010/wordprocessingCanvas" xmlns:cx="http://schemas.microsoft.com/office/drawing/2014/chartex" xmlns:cx1="http://schemas.microsoft.com/office/drawing/2015/9/8/chartex" xmlns:cx2="http://schemas.microsoft.com/office/drawing/2015/10/21/chartex" xmlns:cx3="http://schemas.microsoft.com/office/drawing/2016/5/9/chartex" xmlns:cx4="http://schemas.microsoft.com/office/drawing/2016/5/10/chartex" xmlns:cx5="http://schemas.microsoft.com/office/drawing/2016/5/11/chartex" xmlns:cx6="http://schemas.microsoft.com/office/drawing/2016/5/12/chartex" xmlns:cx7="http://schemas.microsoft.com/office/drawing/2016/5/13/chartex" xmlns:cx8="http://schemas.microsoft.com/office/drawing/2016/5/14/chartex" xmlns:mc="http://schemas.openxmlformats.org/markup-compatibility/2006" xmlns:aink="http://schemas.microsoft.com/office/drawing/2016/ink" xmlns:am3d="http://schemas.microsoft.com/office/drawing/2017/model3d" xmlns:o="urn:schemas-microsoft-com:office:office" xmlns:oel="http://schemas.microsoft.com/office/2019/extlst" xmlns:r="http://schemas.openxmlformats.org/officeDocument/2006/relationships" xmlns:m="http://schemas.openxmlformats.org/officeDocument/2006/math" xmlns:v="urn:schemas-microsoft-com:vml" xmlns:wp14="http://schemas.microsoft.com/office/word/2010/wordprocessingDrawing" xmlns:wp="http://schemas.openxmlformats.org/drawingml/2006/wordprocessingDrawing" xmlns:w10="urn:schemas-microsoft-com:office:word" xmlns:w="http://schemas.openxmlformats.org/wordprocessingml/2006/main" xmlns:w14="http://schemas.microsoft.com/office/word/2010/wordml" xmlns:w15="http://schemas.microsoft.com/office/word/2012/wordml" xmlns:w16cex="http://schemas.microsoft.com/office/word/2018/wordml/cex" xmlns:w16cid="http://schemas.microsoft.com/office/word/2016/wordml/cid" xmlns:w16="http://schemas.microsoft.com/office/word/2018/wordml" xmlns:w16du="http://schemas.microsoft.com/office/word/2023/wordml/word16du" xmlns:w16sdtdh="http://schemas.microsoft.com/office/word/2020/wordml/sdtdatahash" xmlns:w16sdtfl="http://schemas.microsoft.com/office/word/2024/wordml/sdtformatlock" xmlns:w16se="http://schemas.microsoft.com/office/word/2015/wordml/symex" xmlns:wpg="http://schemas.microsoft.com/office/word/2010/wordprocessingGroup" xmlns:wpi="http://schemas.microsoft.com/office/word/2010/wordprocessingInk" xmlns:wne="http://schemas.microsoft.com/office/word/2006/wordml" xmlns:wps="http://schemas.microsoft.com/office/word/2010/wordprocessingShape" mc:Ignorable="w14 w15 w16se w16cid w16 w16cex w16sdtdh w16sdtfl w16du wp14">
+<w:document xmlns:wpc="http://schemas.microsoft.com/office/word/2010/wordprocessingCanvas" xmlns:cx="http://schemas.microsoft.com/office/drawing/2014/chartex" xmlns:cx1="http://schemas.microsoft.com/office/drawing/2015/9/8/chartex" xmlns:cx2="http://schemas.microsoft.com/office/drawing/2015/10/21/chartex" xmlns:cx3="http://schemas.microsoft.com/office/drawing/2016/5/9/chartex" xmlns:cx4="http://schemas.microsoft.com/office/drawing/2016/5/10/chartex" xmlns:cx5="http://schemas.microsoft.com/office/drawing/2016/5/11/chartex" xmlns:cx6="http://schemas.microsoft.com/office/drawing/2016/5/12/chartex" xmlns:cx7="http://schemas.microsoft.com/office/drawing/2016/5/13/chartex" xmlns:cx8="http://schemas.microsoft.com/office/drawing/2016/5/14/chartex" xmlns:mc="http://schemas.openxmlformats.org/markup-compatibility/2006" xmlns:aink="http://schemas.microsoft.com/office/drawing/2016/ink" xmlns:am3d="http://schemas.microsoft.com/office/drawing/2017/model3d" xmlns:o="urn:schemas-microsoft-com:office:office" xmlns:r="http://schemas.openxmlformats.org/officeDocument/2006/relationships" xmlns:m="http://schemas.openxmlformats.org/officeDocument/2006/math" xmlns:v="urn:schemas-microsoft-com:vml" xmlns:wp14="http://schemas.microsoft.com/office/word/2010/wordprocessingDrawing" xmlns:wp="http://schemas.openxmlformats.org/drawingml/2006/wordprocessingDrawing" xmlns:w10="urn:schemas-microsoft-com:office:word" xmlns:w="http://schemas.openxmlformats.org/wordprocessingml/2006/main" xmlns:w14="http://schemas.microsoft.com/office/word/2010/wordml" xmlns:w15="http://schemas.microsoft.com/office/word/2012/wordml" xmlns:w16cex="http://schemas.microsoft.com/office/word/2018/wordml/cex" xmlns:w16cid="http://schemas.microsoft.com/office/word/2016/wordml/cid" xmlns:w16="http://schemas.microsoft.com/office/word/2018/wordml" xmlns:w16se="http://schemas.microsoft.com/office/word/2015/wordml/symex" xmlns:wpg="http://schemas.microsoft.com/office/word/2010/wordprocessingGroup" xmlns:wpi="http://schemas.microsoft.com/office/word/2010/wordprocessingInk" xmlns:wne="http://schemas.microsoft.com/office/word/2006/wordml" xmlns:wps="http://schemas.microsoft.com/office/word/2010/wordprocessingShape" mc:Ignorable="w14 w15 w16se w16cid w16 w16cex wp14">
   <w:body>
     <w:p>
       <w:pPr>
@@ -85,7 +85,7 @@
         <w:tblLook w:val="01E0" w:firstRow="1" w:lastRow="1" w:firstColumn="1" w:lastColumn="1" w:noHBand="0" w:noVBand="0"/>
       </w:tblPr>
       <w:tblGrid>
-        <w:gridCol w:w="1826"/>
+        <w:gridCol w:w="2076"/>
       </w:tblGrid>
       <w:tr>
         <w:trPr>
@@ -115,12 +115,56 @@
             </w:pPr>
             <w:r>
               <w:rPr>
-                <w:rFonts w:ascii="맑은 고딕" w:eastAsia="맑은 고딕" w:hAnsi="맑은 고딕" w:hint="eastAsia"/>
-                <w:bCs/>
-                <w:sz w:val="20"/>
-                <w:szCs w:val="20"/>
+                <w:noProof/>
               </w:rPr>
-              <w:t>사 진</w:t>
+              <w:drawing>
+                <wp:inline distT="0" distB="0" distL="0" distR="0" wp14:anchorId="4781E364" wp14:editId="463946D6">
+                  <wp:extent cx="1171575" cy="1508760"/>
+                  <wp:effectExtent l="0" t="0" r="9525" b="0"/>
+                  <wp:docPr id="1" name="그림 1"/>
+                  <wp:cNvGraphicFramePr>
+                    <a:graphicFrameLocks xmlns:a="http://schemas.openxmlformats.org/drawingml/2006/main" noChangeAspect="1"/>
+                  </wp:cNvGraphicFramePr>
+                  <a:graphic xmlns:a="http://schemas.openxmlformats.org/drawingml/2006/main">
+                    <a:graphicData uri="http://schemas.openxmlformats.org/drawingml/2006/picture">
+                      <pic:pic xmlns:pic="http://schemas.openxmlformats.org/drawingml/2006/picture">
+                        <pic:nvPicPr>
+                          <pic:cNvPr id="0" name="Picture 1"/>
+                          <pic:cNvPicPr>
+                            <a:picLocks noChangeAspect="1" noChangeArrowheads="1"/>
+                          </pic:cNvPicPr>
+                        </pic:nvPicPr>
+                        <pic:blipFill>
+                          <a:blip r:embed="rId8" cstate="print">
+                            <a:extLst>
+                              <a:ext uri="{28A0092B-C50C-407E-A947-70E740481C1C}">
+                                <a14:useLocalDpi xmlns:a14="http://schemas.microsoft.com/office/drawing/2010/main" val="0"/>
+                              </a:ext>
+                            </a:extLst>
+                          </a:blip>
+                          <a:srcRect/>
+                          <a:stretch>
+                            <a:fillRect/>
+                          </a:stretch>
+                        </pic:blipFill>
+                        <pic:spPr bwMode="auto">
+                          <a:xfrm>
+                            <a:off x="0" y="0"/>
+                            <a:ext cx="1171575" cy="1508760"/>
+                          </a:xfrm>
+                          <a:prstGeom prst="rect">
+                            <a:avLst/>
+                          </a:prstGeom>
+                          <a:noFill/>
+                          <a:ln>
+                            <a:noFill/>
+                          </a:ln>
+                        </pic:spPr>
+                      </pic:pic>
+                    </a:graphicData>
+                  </a:graphic>
+                </wp:inline>
+              </w:drawing>
             </w:r>
           </w:p>
         </w:tc>
@@ -170,6 +214,7 @@
         </w:rPr>
         <w:t xml:space="preserve"> </w:t>
       </w:r>
+      <w:proofErr w:type="spellStart"/>
       <w:r>
         <w:rPr>
           <w:rFonts w:ascii="맑은 고딕" w:eastAsia="맑은 고딕" w:hAnsi="맑은 고딕" w:cs="Times New Roman" w:hint="eastAsia"/>
@@ -177,38 +222,18 @@
           <w:sz w:val="22"/>
           <w:szCs w:val="26"/>
         </w:rPr>
-        <w:t>포지션 / 회사명</w:t>
-      </w:r>
-    </w:p>
-    <w:p>
-      <w:pPr>
-        <w:widowControl w:val="0"/>
-        <w:autoSpaceDE w:val="0"/>
-        <w:autoSpaceDN w:val="0"/>
-        <w:jc w:val="both"/>
-        <w:rPr>
-          <w:rFonts w:ascii="맑은 고딕" w:eastAsia="맑은 고딕" w:hAnsi="맑은 고딕" w:cs="Times New Roman"/>
-          <w:b/>
-          <w:kern w:val="2"/>
-          <w:sz w:val="20"/>
-          <w:szCs w:val="20"/>
-        </w:rPr>
-      </w:pPr>
-    </w:p>
-    <w:p>
-      <w:pPr>
-        <w:widowControl w:val="0"/>
-        <w:autoSpaceDE w:val="0"/>
-        <w:autoSpaceDN w:val="0"/>
-        <w:jc w:val="both"/>
-        <w:rPr>
-          <w:rFonts w:ascii="맑은 고딕" w:eastAsia="맑은 고딕" w:hAnsi="맑은 고딕" w:cs="Times New Roman"/>
-          <w:b/>
-          <w:kern w:val="2"/>
-          <w:sz w:val="20"/>
-          <w:szCs w:val="20"/>
-        </w:rPr>
-      </w:pPr>
+        <w:t>백엔드</w:t>
+      </w:r>
+      <w:proofErr w:type="spellEnd"/>
+      <w:r>
+        <w:rPr>
+          <w:rFonts w:ascii="맑은 고딕" w:eastAsia="맑은 고딕" w:hAnsi="맑은 고딕" w:cs="Times New Roman" w:hint="eastAsia"/>
+          <w:kern w:val="2"/>
+          <w:sz w:val="22"/>
+          <w:szCs w:val="26"/>
+        </w:rPr>
+        <w:t xml:space="preserve"> 개발자</w:t>
+      </w:r>
     </w:p>
     <w:p>
       <w:pPr>
@@ -268,6 +293,7 @@
           <w:szCs w:val="20"/>
         </w:rPr>
       </w:pPr>
+      <w:proofErr w:type="gramStart"/>
       <w:r>
         <w:rPr>
           <w:rFonts w:ascii="맑은 고딕" w:eastAsia="맑은 고딕" w:hAnsi="맑은 고딕" w:cs="Times New Roman" w:hint="eastAsia"/>
@@ -288,6 +314,7 @@
         </w:rPr>
         <w:t>,성별</w:t>
       </w:r>
+      <w:proofErr w:type="gramEnd"/>
       <w:r>
         <w:rPr>
           <w:rFonts w:ascii="맑은 고딕" w:eastAsia="맑은 고딕" w:hAnsi="맑은 고딕" w:cs="Times New Roman" w:hint="eastAsia"/>
@@ -823,41 +850,35 @@
         </w:rPr>
         <w:t xml:space="preserve"> 처:   </w:t>
       </w:r>
-      <w:r>
-        <w:rPr>
-          <w:rFonts w:ascii="맑은 고딕" w:eastAsia="맑은 고딕" w:hAnsi="맑은 고딕" w:cs="Times New Roman" w:hint="eastAsia"/>
-          <w:kern w:val="2"/>
-          <w:sz w:val="20"/>
-          <w:szCs w:val="20"/>
-        </w:rPr>
-        <w:t>jslee7518</w:t>
-      </w:r>
-      <w:r>
-        <w:rPr>
-          <w:rFonts w:ascii="맑은 고딕" w:eastAsia="맑은 고딕" w:hAnsi="맑은 고딕" w:cs="Times New Roman" w:hint="eastAsia"/>
-          <w:kern w:val="2"/>
-          <w:sz w:val="20"/>
-          <w:szCs w:val="20"/>
-        </w:rPr>
-        <w:t>@</w:t>
-      </w:r>
-      <w:r>
-        <w:rPr>
-          <w:rFonts w:ascii="맑은 고딕" w:eastAsia="맑은 고딕" w:hAnsi="맑은 고딕" w:cs="Times New Roman" w:hint="eastAsia"/>
-          <w:kern w:val="2"/>
-          <w:sz w:val="20"/>
-          <w:szCs w:val="20"/>
-        </w:rPr>
-        <w:t>gmail</w:t>
-      </w:r>
-      <w:r>
-        <w:rPr>
-          <w:rFonts w:ascii="맑은 고딕" w:eastAsia="맑은 고딕" w:hAnsi="맑은 고딕" w:cs="Times New Roman" w:hint="eastAsia"/>
-          <w:kern w:val="2"/>
-          <w:sz w:val="20"/>
-          <w:szCs w:val="20"/>
-        </w:rPr>
-        <w:t>.com / 010-</w:t>
+      <w:hyperlink r:id="rId9" w:history="1">
+        <w:r>
+          <w:rPr>
+            <w:rStyle w:val="a7"/>
+            <w:rFonts w:ascii="맑은 고딕" w:eastAsia="맑은 고딕" w:hAnsi="맑은 고딕" w:cs="Times New Roman" w:hint="eastAsia"/>
+            <w:kern w:val="2"/>
+            <w:sz w:val="20"/>
+            <w:szCs w:val="20"/>
+          </w:rPr>
+          <w:t>jslee7518@gmail.com</w:t>
+        </w:r>
+      </w:hyperlink>
+      <w:r>
+        <w:rPr>
+          <w:rFonts w:ascii="맑은 고딕" w:eastAsia="맑은 고딕" w:hAnsi="맑은 고딕" w:cs="Times New Roman"/>
+          <w:kern w:val="2"/>
+          <w:sz w:val="20"/>
+          <w:szCs w:val="20"/>
+        </w:rPr>
+        <w:t xml:space="preserve"> / </w:t>
+      </w:r>
+      <w:r>
+        <w:rPr>
+          <w:rFonts w:ascii="맑은 고딕" w:eastAsia="맑은 고딕" w:hAnsi="맑은 고딕" w:cs="Times New Roman" w:hint="eastAsia"/>
+          <w:kern w:val="2"/>
+          <w:sz w:val="20"/>
+          <w:szCs w:val="20"/>
+        </w:rPr>
+        <w:t>010-</w:t>
       </w:r>
       <w:r>
         <w:rPr>
@@ -1510,7 +1531,65 @@
           <w:szCs w:val="26"/>
           <w:u w:val="single"/>
         </w:rPr>
-        <w:t xml:space="preserve">)                                                                </w:t>
+        <w:t xml:space="preserve">) </w:t>
+      </w:r>
+      <w:r>
+        <w:rPr>
+          <w:rFonts w:ascii="맑은 고딕" w:eastAsia="맑은 고딕" w:hAnsi="맑은 고딕" w:cs="Times New Roman"/>
+          <w:b/>
+          <w:bCs/>
+          <w:kern w:val="2"/>
+          <w:sz w:val="26"/>
+          <w:szCs w:val="26"/>
+          <w:u w:val="single"/>
+        </w:rPr>
+        <w:t xml:space="preserve">– </w:t>
+      </w:r>
+      <w:proofErr w:type="spellStart"/>
+      <w:r>
+        <w:rPr>
+          <w:rFonts w:ascii="맑은 고딕" w:eastAsia="맑은 고딕" w:hAnsi="맑은 고딕" w:cs="Times New Roman" w:hint="eastAsia"/>
+          <w:kern w:val="2"/>
+          <w:sz w:val="22"/>
+          <w:szCs w:val="22"/>
+          <w:u w:val="single"/>
+        </w:rPr>
+        <w:t>비개발직군</w:t>
+      </w:r>
+      <w:proofErr w:type="spellEnd"/>
+      <w:r>
+        <w:rPr>
+          <w:rFonts w:ascii="맑은 고딕" w:eastAsia="맑은 고딕" w:hAnsi="맑은 고딕" w:cs="Times New Roman" w:hint="eastAsia"/>
+          <w:kern w:val="2"/>
+          <w:sz w:val="22"/>
+          <w:szCs w:val="22"/>
+          <w:u w:val="single"/>
+        </w:rPr>
+        <w:t xml:space="preserve"> </w:t>
+      </w:r>
+      <w:proofErr w:type="spellStart"/>
+      <w:r>
+        <w:rPr>
+          <w:rFonts w:ascii="맑은 고딕" w:eastAsia="맑은 고딕" w:hAnsi="맑은 고딕" w:cs="Times New Roman" w:hint="eastAsia"/>
+          <w:kern w:val="2"/>
+          <w:sz w:val="22"/>
+          <w:szCs w:val="22"/>
+          <w:u w:val="single"/>
+        </w:rPr>
+        <w:t>취소선처리</w:t>
+      </w:r>
+      <w:proofErr w:type="spellEnd"/>
+      <w:r>
+        <w:rPr>
+          <w:rFonts w:ascii="맑은 고딕" w:eastAsia="맑은 고딕" w:hAnsi="맑은 고딕" w:cs="Times New Roman" w:hint="eastAsia"/>
+          <w:b/>
+          <w:bCs/>
+          <w:kern w:val="2"/>
+          <w:sz w:val="26"/>
+          <w:szCs w:val="26"/>
+          <w:u w:val="single"/>
+        </w:rPr>
+        <w:t xml:space="preserve">                                                               </w:t>
       </w:r>
     </w:p>
     <w:p>
@@ -1579,14 +1658,25 @@
         </w:rPr>
         <w:t>IT</w:t>
       </w:r>
-      <w:r>
-        <w:rPr>
-          <w:rFonts w:ascii="맑은 고딕" w:eastAsia="맑은 고딕" w:hAnsi="맑은 고딕" w:cs="Times New Roman" w:hint="eastAsia"/>
-          <w:kern w:val="2"/>
-          <w:sz w:val="20"/>
-          <w:szCs w:val="20"/>
-        </w:rPr>
-        <w:t>팀 / 팀장</w:t>
+      <w:proofErr w:type="gramStart"/>
+      <w:r>
+        <w:rPr>
+          <w:rFonts w:ascii="맑은 고딕" w:eastAsia="맑은 고딕" w:hAnsi="맑은 고딕" w:cs="Times New Roman" w:hint="eastAsia"/>
+          <w:kern w:val="2"/>
+          <w:sz w:val="20"/>
+          <w:szCs w:val="20"/>
+        </w:rPr>
+        <w:t>팀 /</w:t>
+      </w:r>
+      <w:proofErr w:type="gramEnd"/>
+      <w:r>
+        <w:rPr>
+          <w:rFonts w:ascii="맑은 고딕" w:eastAsia="맑은 고딕" w:hAnsi="맑은 고딕" w:cs="Times New Roman" w:hint="eastAsia"/>
+          <w:kern w:val="2"/>
+          <w:sz w:val="20"/>
+          <w:szCs w:val="20"/>
+        </w:rPr>
+        <w:t xml:space="preserve"> 팀장</w:t>
       </w:r>
       <w:r>
         <w:rPr>
@@ -1766,16 +1856,27 @@
           <w:sz w:val="20"/>
           <w:szCs w:val="20"/>
         </w:rPr>
-        <w:t>교육부 책임연구원</w:t>
-      </w:r>
-      <w:r>
-        <w:rPr>
-          <w:rFonts w:ascii="맑은 고딕" w:eastAsia="맑은 고딕" w:hAnsi="맑은 고딕" w:cs="Times New Roman" w:hint="eastAsia"/>
+        <w:t xml:space="preserve">교육부 </w:t>
+      </w:r>
+      <w:proofErr w:type="gramStart"/>
+      <w:r>
+        <w:rPr>
+          <w:rFonts w:ascii="맑은 고딕" w:eastAsia="맑은 고딕" w:hAnsi="맑은 고딕" w:cs="Times New Roman"/>
           <w:color w:val="000000" w:themeColor="text1"/>
           <w:kern w:val="2"/>
           <w:sz w:val="20"/>
           <w:szCs w:val="20"/>
         </w:rPr>
+        <w:t>책임연구원</w:t>
+      </w:r>
+      <w:r>
+        <w:rPr>
+          <w:rFonts w:ascii="맑은 고딕" w:eastAsia="맑은 고딕" w:hAnsi="맑은 고딕" w:cs="Times New Roman" w:hint="eastAsia"/>
+          <w:color w:val="000000" w:themeColor="text1"/>
+          <w:kern w:val="2"/>
+          <w:sz w:val="20"/>
+          <w:szCs w:val="20"/>
+        </w:rPr>
         <w:t xml:space="preserve"> </w:t>
       </w:r>
       <w:r>
@@ -1787,6 +1888,7 @@
         </w:rPr>
         <w:t>/</w:t>
       </w:r>
+      <w:proofErr w:type="gramEnd"/>
       <w:r>
         <w:rPr>
           <w:rFonts w:ascii="맑은 고딕" w:eastAsia="맑은 고딕" w:hAnsi="맑은 고딕" w:cs="Times New Roman"/>
@@ -1998,6 +2100,7 @@
         <w:tab/>
       </w:r>
       <w:proofErr w:type="spellStart"/>
+      <w:proofErr w:type="gramStart"/>
       <w:r>
         <w:rPr>
           <w:rFonts w:ascii="맑은 고딕" w:eastAsia="맑은 고딕" w:hAnsi="맑은 고딕" w:cs="Times New Roman" w:hint="eastAsia"/>
@@ -2037,7 +2140,18 @@
           <w:sz w:val="20"/>
           <w:szCs w:val="20"/>
         </w:rPr>
-        <w:t xml:space="preserve">/ </w:t>
+        <w:t>/</w:t>
+      </w:r>
+      <w:proofErr w:type="gramEnd"/>
+      <w:r>
+        <w:rPr>
+          <w:rFonts w:ascii="맑은 고딕" w:eastAsia="맑은 고딕" w:hAnsi="맑은 고딕" w:cs="Times New Roman"/>
+          <w:strike/>
+          <w:kern w:val="2"/>
+          <w:sz w:val="20"/>
+          <w:szCs w:val="20"/>
+        </w:rPr>
+        <w:t xml:space="preserve"> </w:t>
       </w:r>
       <w:r>
         <w:rPr>
@@ -2260,6 +2374,7 @@
         <w:tab/>
       </w:r>
       <w:proofErr w:type="spellStart"/>
+      <w:proofErr w:type="gramStart"/>
       <w:r>
         <w:rPr>
           <w:rFonts w:ascii="맑은 고딕" w:eastAsia="맑은 고딕" w:hAnsi="맑은 고딕" w:cs="Times New Roman" w:hint="eastAsia"/>
@@ -2297,7 +2412,18 @@
           <w:sz w:val="20"/>
           <w:szCs w:val="20"/>
         </w:rPr>
-        <w:t xml:space="preserve">/ </w:t>
+        <w:t>/</w:t>
+      </w:r>
+      <w:proofErr w:type="gramEnd"/>
+      <w:r>
+        <w:rPr>
+          <w:rFonts w:ascii="맑은 고딕" w:eastAsia="맑은 고딕" w:hAnsi="맑은 고딕" w:cs="Times New Roman"/>
+          <w:color w:val="000000" w:themeColor="text1"/>
+          <w:kern w:val="2"/>
+          <w:sz w:val="20"/>
+          <w:szCs w:val="20"/>
+        </w:rPr>
+        <w:t xml:space="preserve"> </w:t>
       </w:r>
       <w:r>
         <w:rPr>
@@ -2479,7 +2605,7 @@
         <w:ind w:firstLine="800"/>
         <w:jc w:val="both"/>
         <w:rPr>
-          <w:rFonts w:ascii="맑은 고딕" w:eastAsia="맑은 고딕" w:hAnsi="맑은 고딕" w:hint="eastAsia"/>
+          <w:rFonts w:ascii="맑은 고딕" w:eastAsia="맑은 고딕" w:hAnsi="맑은 고딕"/>
           <w:bCs/>
           <w:sz w:val="20"/>
           <w:szCs w:val="20"/>
@@ -2567,7 +2693,7 @@
         <w:ind w:firstLine="800"/>
         <w:jc w:val="both"/>
         <w:rPr>
-          <w:rFonts w:ascii="맑은 고딕" w:eastAsia="맑은 고딕" w:hAnsi="맑은 고딕" w:hint="eastAsia"/>
+          <w:rFonts w:ascii="맑은 고딕" w:eastAsia="맑은 고딕" w:hAnsi="맑은 고딕"/>
           <w:bCs/>
           <w:sz w:val="20"/>
           <w:szCs w:val="20"/>
@@ -2619,7 +2745,7 @@
         <w:ind w:firstLine="800"/>
         <w:jc w:val="both"/>
         <w:rPr>
-          <w:rFonts w:ascii="맑은 고딕" w:eastAsia="맑은 고딕" w:hAnsi="맑은 고딕" w:hint="eastAsia"/>
+          <w:rFonts w:ascii="맑은 고딕" w:eastAsia="맑은 고딕" w:hAnsi="맑은 고딕"/>
           <w:bCs/>
           <w:sz w:val="20"/>
           <w:szCs w:val="20"/>
@@ -2808,8 +2934,8 @@
         <w:ind w:firstLine="800"/>
         <w:jc w:val="both"/>
         <w:rPr>
-          <w:rFonts w:ascii="맑은 고딕" w:eastAsia="맑은 고딕" w:hAnsi="맑은 고딕" w:cs="Times New Roman" w:hint="eastAsia"/>
-          <w:kern w:val="2"/>
+          <w:rFonts w:ascii="맑은 고딕" w:eastAsia="맑은 고딕" w:hAnsi="맑은 고딕"/>
+          <w:b/>
           <w:sz w:val="20"/>
           <w:szCs w:val="20"/>
         </w:rPr>
@@ -2823,6 +2949,7 @@
         </w:rPr>
         <w:t xml:space="preserve">JavaScript, React, </w:t>
       </w:r>
+      <w:proofErr w:type="gramStart"/>
       <w:r>
         <w:rPr>
           <w:rFonts w:ascii="맑은 고딕" w:eastAsia="맑은 고딕" w:hAnsi="맑은 고딕"/>
@@ -2839,7 +2966,17 @@
           <w:sz w:val="20"/>
           <w:szCs w:val="20"/>
         </w:rPr>
-        <w:t xml:space="preserve">(GitHub/GitLab), </w:t>
+        <w:t>(</w:t>
+      </w:r>
+      <w:proofErr w:type="gramEnd"/>
+      <w:r>
+        <w:rPr>
+          <w:rFonts w:ascii="맑은 고딕" w:eastAsia="맑은 고딕" w:hAnsi="맑은 고딕"/>
+          <w:bCs/>
+          <w:sz w:val="20"/>
+          <w:szCs w:val="20"/>
+        </w:rPr>
+        <w:t xml:space="preserve">GitHub/GitLab), </w:t>
       </w:r>
       <w:r>
         <w:rPr>
@@ -2850,6 +2987,18 @@
         </w:rPr>
         <w:t>Notion</w:t>
       </w:r>
+    </w:p>
+    <w:p>
+      <w:pPr>
+        <w:widowControl w:val="0"/>
+        <w:jc w:val="both"/>
+        <w:rPr>
+          <w:rFonts w:ascii="맑은 고딕" w:eastAsia="맑은 고딕" w:hAnsi="맑은 고딕" w:cs="Times New Roman" w:hint="eastAsia"/>
+          <w:kern w:val="2"/>
+          <w:sz w:val="20"/>
+          <w:szCs w:val="20"/>
+        </w:rPr>
+      </w:pPr>
     </w:p>
     <w:p>
       <w:pPr>
@@ -2958,6 +3107,7 @@
         </w:rPr>
         <w:t>IT</w:t>
       </w:r>
+      <w:proofErr w:type="gramStart"/>
       <w:r>
         <w:rPr>
           <w:rFonts w:ascii="맑은 고딕" w:eastAsia="맑은 고딕" w:hAnsi="맑은 고딕" w:cs="Times New Roman" w:hint="eastAsia"/>
@@ -2978,18 +3128,19 @@
           <w:szCs w:val="22"/>
           <w:shd w:val="pct15" w:color="auto" w:fill="FFFFFF"/>
         </w:rPr>
-        <w:t xml:space="preserve"> / 팀장</w:t>
-      </w:r>
-      <w:r>
-        <w:rPr>
-          <w:rFonts w:ascii="맑은 고딕" w:eastAsia="맑은 고딕" w:hAnsi="맑은 고딕" w:cs="Times New Roman" w:hint="eastAsia"/>
+        <w:t xml:space="preserve"> /</w:t>
+      </w:r>
+      <w:proofErr w:type="gramEnd"/>
+      <w:r>
+        <w:rPr>
+          <w:rFonts w:ascii="맑은 고딕" w:eastAsia="맑은 고딕" w:hAnsi="맑은 고딕" w:cs="Times New Roman"/>
           <w:b/>
           <w:kern w:val="2"/>
           <w:sz w:val="22"/>
           <w:szCs w:val="22"/>
           <w:shd w:val="pct15" w:color="auto" w:fill="FFFFFF"/>
         </w:rPr>
-        <w:tab/>
+        <w:t xml:space="preserve"> 팀장</w:t>
       </w:r>
       <w:r>
         <w:rPr>
@@ -3004,36 +3155,36 @@
       </w:r>
       <w:r>
         <w:rPr>
-          <w:rFonts w:ascii="맑은 고딕" w:eastAsia="맑은 고딕" w:hAnsi="맑은 고딕" w:cs="Times New Roman"/>
+          <w:rFonts w:ascii="맑은 고딕" w:eastAsia="맑은 고딕" w:hAnsi="맑은 고딕" w:cs="Times New Roman" w:hint="eastAsia"/>
           <w:b/>
           <w:kern w:val="2"/>
           <w:sz w:val="22"/>
           <w:szCs w:val="22"/>
           <w:shd w:val="pct15" w:color="auto" w:fill="FFFFFF"/>
         </w:rPr>
-        <w:t xml:space="preserve">2025.07 ~ </w:t>
-      </w:r>
-      <w:r>
-        <w:rPr>
-          <w:rFonts w:ascii="맑은 고딕" w:eastAsia="맑은 고딕" w:hAnsi="맑은 고딕" w:cs="Times New Roman" w:hint="eastAsia"/>
+        <w:tab/>
+      </w:r>
+      <w:r>
+        <w:rPr>
+          <w:rFonts w:ascii="맑은 고딕" w:eastAsia="맑은 고딕" w:hAnsi="맑은 고딕" w:cs="Times New Roman"/>
           <w:b/>
           <w:kern w:val="2"/>
           <w:sz w:val="22"/>
           <w:szCs w:val="22"/>
           <w:shd w:val="pct15" w:color="auto" w:fill="FFFFFF"/>
         </w:rPr>
-        <w:t>2026.06</w:t>
-      </w:r>
-      <w:r>
-        <w:rPr>
-          <w:rFonts w:ascii="맑은 고딕" w:eastAsia="맑은 고딕" w:hAnsi="맑은 고딕" w:cs="Times New Roman"/>
+        <w:t xml:space="preserve">2025.07 ~ </w:t>
+      </w:r>
+      <w:r>
+        <w:rPr>
+          <w:rFonts w:ascii="맑은 고딕" w:eastAsia="맑은 고딕" w:hAnsi="맑은 고딕" w:cs="Times New Roman" w:hint="eastAsia"/>
           <w:b/>
           <w:kern w:val="2"/>
           <w:sz w:val="22"/>
           <w:szCs w:val="22"/>
           <w:shd w:val="pct15" w:color="auto" w:fill="FFFFFF"/>
         </w:rPr>
-        <w:t xml:space="preserve"> (11개월)</w:t>
+        <w:t>2026.06</w:t>
       </w:r>
       <w:r>
         <w:rPr>
@@ -3044,6 +3195,17 @@
           <w:szCs w:val="22"/>
           <w:shd w:val="pct15" w:color="auto" w:fill="FFFFFF"/>
         </w:rPr>
+        <w:t xml:space="preserve"> (11개월)</w:t>
+      </w:r>
+      <w:r>
+        <w:rPr>
+          <w:rFonts w:ascii="맑은 고딕" w:eastAsia="맑은 고딕" w:hAnsi="맑은 고딕" w:cs="Times New Roman"/>
+          <w:b/>
+          <w:kern w:val="2"/>
+          <w:sz w:val="22"/>
+          <w:szCs w:val="22"/>
+          <w:shd w:val="pct15" w:color="auto" w:fill="FFFFFF"/>
+        </w:rPr>
         <w:tab/>
       </w:r>
     </w:p>
@@ -3075,6 +3237,7 @@
         <w:t xml:space="preserve">시스템 소프트웨어 개발 및 </w:t>
       </w:r>
       <w:proofErr w:type="spellStart"/>
+      <w:proofErr w:type="gramStart"/>
       <w:r>
         <w:rPr>
           <w:rFonts w:ascii="맑은 고딕" w:eastAsia="맑은 고딕" w:hAnsi="맑은 고딕" w:cs="Arial" w:hint="eastAsia"/>
@@ -3090,7 +3253,16 @@
           <w:sz w:val="20"/>
           <w:szCs w:val="20"/>
         </w:rPr>
-        <w:t xml:space="preserve"> / </w:t>
+        <w:t xml:space="preserve"> /</w:t>
+      </w:r>
+      <w:proofErr w:type="gramEnd"/>
+      <w:r>
+        <w:rPr>
+          <w:rFonts w:ascii="맑은 고딕" w:eastAsia="맑은 고딕" w:hAnsi="맑은 고딕" w:cs="Arial" w:hint="eastAsia"/>
+          <w:sz w:val="20"/>
+          <w:szCs w:val="20"/>
+        </w:rPr>
+        <w:t xml:space="preserve"> </w:t>
       </w:r>
       <w:proofErr w:type="spellStart"/>
       <w:r>
@@ -3206,7 +3378,7 @@
     <w:p>
       <w:pPr>
         <w:rPr>
-          <w:rFonts w:ascii="맑은 고딕" w:eastAsia="맑은 고딕" w:hAnsi="맑은 고딕" w:hint="eastAsia"/>
+          <w:rFonts w:ascii="맑은 고딕" w:eastAsia="맑은 고딕" w:hAnsi="맑은 고딕"/>
           <w:sz w:val="20"/>
           <w:szCs w:val="20"/>
         </w:rPr>
@@ -3267,7 +3439,7 @@
         <w:widowControl w:val="0"/>
         <w:jc w:val="both"/>
         <w:rPr>
-          <w:rFonts w:ascii="맑은 고딕" w:eastAsia="맑은 고딕" w:hAnsi="맑은 고딕" w:hint="eastAsia"/>
+          <w:rFonts w:ascii="맑은 고딕" w:eastAsia="맑은 고딕" w:hAnsi="맑은 고딕"/>
           <w:sz w:val="20"/>
           <w:szCs w:val="20"/>
         </w:rPr>
@@ -3334,7 +3506,7 @@
         <w:widowControl w:val="0"/>
         <w:jc w:val="both"/>
         <w:rPr>
-          <w:rFonts w:ascii="맑은 고딕" w:eastAsia="맑은 고딕" w:hAnsi="맑은 고딕" w:hint="eastAsia"/>
+          <w:rFonts w:ascii="맑은 고딕" w:eastAsia="맑은 고딕" w:hAnsi="맑은 고딕"/>
           <w:sz w:val="20"/>
           <w:szCs w:val="20"/>
         </w:rPr>
@@ -3361,7 +3533,7 @@
         <w:widowControl w:val="0"/>
         <w:jc w:val="both"/>
         <w:rPr>
-          <w:rFonts w:ascii="맑은 고딕" w:eastAsia="맑은 고딕" w:hAnsi="맑은 고딕" w:hint="eastAsia"/>
+          <w:rFonts w:ascii="맑은 고딕" w:eastAsia="맑은 고딕" w:hAnsi="맑은 고딕"/>
           <w:sz w:val="20"/>
           <w:szCs w:val="20"/>
         </w:rPr>
@@ -3388,7 +3560,7 @@
         <w:widowControl w:val="0"/>
         <w:jc w:val="both"/>
         <w:rPr>
-          <w:rFonts w:ascii="맑은 고딕" w:eastAsia="맑은 고딕" w:hAnsi="맑은 고딕" w:hint="eastAsia"/>
+          <w:rFonts w:ascii="맑은 고딕" w:eastAsia="맑은 고딕" w:hAnsi="맑은 고딕"/>
           <w:sz w:val="20"/>
           <w:szCs w:val="20"/>
         </w:rPr>
@@ -3512,14 +3684,7 @@
           <w:rFonts w:ascii="맑은 고딕" w:eastAsia="맑은 고딕" w:hAnsi="맑은 고딕" w:hint="eastAsia"/>
           <w:szCs w:val="20"/>
         </w:rPr>
-        <w:t xml:space="preserve">점검결과를 점검표로 </w:t>
-      </w:r>
-      <w:r>
-        <w:rPr>
-          <w:rFonts w:ascii="맑은 고딕" w:eastAsia="맑은 고딕" w:hAnsi="맑은 고딕" w:hint="eastAsia"/>
-          <w:szCs w:val="20"/>
-        </w:rPr>
-        <w:t xml:space="preserve">연동 시 연동하지 않을 </w:t>
+        <w:t xml:space="preserve">점검결과를 점검표로 연동 시 연동하지 않을 </w:t>
       </w:r>
       <w:r>
         <w:rPr>
@@ -3555,7 +3720,7 @@
         <w:pStyle w:val="ab"/>
         <w:ind w:leftChars="0" w:left="851"/>
         <w:rPr>
-          <w:rFonts w:ascii="맑은 고딕" w:eastAsia="맑은 고딕" w:hAnsi="맑은 고딕" w:hint="eastAsia"/>
+          <w:rFonts w:ascii="맑은 고딕" w:eastAsia="맑은 고딕" w:hAnsi="맑은 고딕"/>
           <w:szCs w:val="20"/>
         </w:rPr>
       </w:pPr>
@@ -3622,15 +3787,15 @@
     <w:p>
       <w:pPr>
         <w:rPr>
-          <w:rFonts w:ascii="맑은 고딕" w:eastAsia="맑은 고딕" w:hAnsi="맑은 고딕" w:hint="eastAsia"/>
-          <w:szCs w:val="20"/>
-        </w:rPr>
-      </w:pPr>
-    </w:p>
-    <w:p>
-      <w:pPr>
-        <w:rPr>
-          <w:rFonts w:ascii="맑은 고딕" w:eastAsia="맑은 고딕" w:hAnsi="맑은 고딕" w:hint="eastAsia"/>
+          <w:rFonts w:ascii="맑은 고딕" w:eastAsia="맑은 고딕" w:hAnsi="맑은 고딕"/>
+          <w:szCs w:val="20"/>
+        </w:rPr>
+      </w:pPr>
+    </w:p>
+    <w:p>
+      <w:pPr>
+        <w:rPr>
+          <w:rFonts w:ascii="맑은 고딕" w:eastAsia="맑은 고딕" w:hAnsi="맑은 고딕"/>
           <w:sz w:val="20"/>
           <w:szCs w:val="20"/>
         </w:rPr>
@@ -3713,7 +3878,7 @@
         <w:widowControl w:val="0"/>
         <w:jc w:val="both"/>
         <w:rPr>
-          <w:rFonts w:ascii="맑은 고딕" w:eastAsia="맑은 고딕" w:hAnsi="맑은 고딕" w:hint="eastAsia"/>
+          <w:rFonts w:ascii="맑은 고딕" w:eastAsia="맑은 고딕" w:hAnsi="맑은 고딕"/>
           <w:sz w:val="20"/>
           <w:szCs w:val="20"/>
         </w:rPr>
@@ -3756,7 +3921,7 @@
         <w:widowControl w:val="0"/>
         <w:jc w:val="both"/>
         <w:rPr>
-          <w:rFonts w:ascii="맑은 고딕" w:eastAsia="맑은 고딕" w:hAnsi="맑은 고딕" w:hint="eastAsia"/>
+          <w:rFonts w:ascii="맑은 고딕" w:eastAsia="맑은 고딕" w:hAnsi="맑은 고딕"/>
           <w:sz w:val="20"/>
           <w:szCs w:val="20"/>
         </w:rPr>
@@ -3783,7 +3948,7 @@
         <w:widowControl w:val="0"/>
         <w:jc w:val="both"/>
         <w:rPr>
-          <w:rFonts w:ascii="맑은 고딕" w:eastAsia="맑은 고딕" w:hAnsi="맑은 고딕" w:hint="eastAsia"/>
+          <w:rFonts w:ascii="맑은 고딕" w:eastAsia="맑은 고딕" w:hAnsi="맑은 고딕"/>
           <w:sz w:val="20"/>
           <w:szCs w:val="20"/>
         </w:rPr>
@@ -3810,7 +3975,7 @@
         <w:widowControl w:val="0"/>
         <w:jc w:val="both"/>
         <w:rPr>
-          <w:rFonts w:ascii="맑은 고딕" w:eastAsia="맑은 고딕" w:hAnsi="맑은 고딕" w:hint="eastAsia"/>
+          <w:rFonts w:ascii="맑은 고딕" w:eastAsia="맑은 고딕" w:hAnsi="맑은 고딕"/>
           <w:sz w:val="20"/>
           <w:szCs w:val="20"/>
         </w:rPr>
@@ -3904,7 +4069,7 @@
         <w:pStyle w:val="ab"/>
         <w:ind w:leftChars="0" w:left="851"/>
         <w:rPr>
-          <w:rFonts w:ascii="맑은 고딕" w:eastAsia="맑은 고딕" w:hAnsi="맑은 고딕" w:hint="eastAsia"/>
+          <w:rFonts w:ascii="맑은 고딕" w:eastAsia="맑은 고딕" w:hAnsi="맑은 고딕"/>
           <w:szCs w:val="20"/>
         </w:rPr>
       </w:pPr>
@@ -3949,7 +4114,7 @@
         <w:pStyle w:val="ab"/>
         <w:ind w:leftChars="0" w:left="851"/>
         <w:rPr>
-          <w:rFonts w:ascii="맑은 고딕" w:eastAsia="맑은 고딕" w:hAnsi="맑은 고딕" w:hint="eastAsia"/>
+          <w:rFonts w:ascii="맑은 고딕" w:eastAsia="맑은 고딕" w:hAnsi="맑은 고딕"/>
           <w:szCs w:val="20"/>
         </w:rPr>
       </w:pPr>
@@ -3977,7 +4142,7 @@
         </w:numPr>
         <w:ind w:leftChars="0" w:left="851" w:hanging="298"/>
         <w:rPr>
-          <w:rFonts w:ascii="맑은 고딕" w:eastAsia="맑은 고딕" w:hAnsi="맑은 고딕" w:hint="eastAsia"/>
+          <w:rFonts w:ascii="맑은 고딕" w:eastAsia="맑은 고딕" w:hAnsi="맑은 고딕"/>
           <w:szCs w:val="20"/>
         </w:rPr>
       </w:pPr>
@@ -4002,21 +4167,7 @@
           <w:rFonts w:ascii="맑은 고딕" w:eastAsia="맑은 고딕" w:hAnsi="맑은 고딕" w:hint="eastAsia"/>
           <w:szCs w:val="20"/>
         </w:rPr>
-        <w:t xml:space="preserve">)의 부착과 </w:t>
-      </w:r>
-      <w:r>
-        <w:rPr>
-          <w:rFonts w:ascii="맑은 고딕" w:eastAsia="맑은 고딕" w:hAnsi="맑은 고딕" w:hint="eastAsia"/>
-          <w:szCs w:val="20"/>
-        </w:rPr>
-        <w:t>QR코드</w:t>
-      </w:r>
-      <w:r>
-        <w:rPr>
-          <w:rFonts w:ascii="맑은 고딕" w:eastAsia="맑은 고딕" w:hAnsi="맑은 고딕" w:hint="eastAsia"/>
-          <w:szCs w:val="20"/>
-        </w:rPr>
-        <w:t>를 이용하여 빠르게 자신이 이용할/한 차량에 대한 일지 작성</w:t>
+        <w:t>)의 부착과 QR코드를 이용하여 빠르게 자신이 이용할/한 차량에 대한 일지 작성</w:t>
       </w:r>
       <w:r>
         <w:rPr>
@@ -4038,7 +4189,7 @@
         <w:widowControl w:val="0"/>
         <w:jc w:val="both"/>
         <w:rPr>
-          <w:rFonts w:ascii="맑은 고딕" w:eastAsia="맑은 고딕" w:hAnsi="맑은 고딕" w:cs="Times New Roman" w:hint="eastAsia"/>
+          <w:rFonts w:ascii="맑은 고딕" w:eastAsia="맑은 고딕" w:hAnsi="맑은 고딕" w:cs="Times New Roman"/>
           <w:kern w:val="2"/>
           <w:sz w:val="20"/>
           <w:szCs w:val="20"/>
@@ -4078,16 +4229,7 @@
           <w:sz w:val="20"/>
           <w:szCs w:val="20"/>
         </w:rPr>
-        <w:t>해체</w:t>
-      </w:r>
-      <w:r>
-        <w:rPr>
-          <w:rFonts w:ascii="맑은 고딕" w:eastAsia="맑은 고딕" w:hAnsi="맑은 고딕" w:cs="Times New Roman" w:hint="eastAsia"/>
-          <w:kern w:val="2"/>
-          <w:sz w:val="20"/>
-          <w:szCs w:val="20"/>
-        </w:rPr>
-        <w:t xml:space="preserve"> 및 권고사직</w:t>
+        <w:t>해체 및 권고사직</w:t>
       </w:r>
     </w:p>
     <w:p>
@@ -4184,6 +4326,7 @@
         </w:rPr>
         <w:tab/>
       </w:r>
+      <w:proofErr w:type="gramStart"/>
       <w:r>
         <w:rPr>
           <w:rFonts w:ascii="맑은 고딕" w:eastAsia="맑은 고딕" w:hAnsi="맑은 고딕" w:cs="Times New Roman" w:hint="eastAsia"/>
@@ -4204,18 +4347,19 @@
           <w:szCs w:val="22"/>
           <w:shd w:val="pct15" w:color="auto" w:fill="FFFFFF"/>
         </w:rPr>
-        <w:t>/ 팀장</w:t>
-      </w:r>
-      <w:r>
-        <w:rPr>
-          <w:rFonts w:ascii="맑은 고딕" w:eastAsia="맑은 고딕" w:hAnsi="맑은 고딕" w:cs="Times New Roman" w:hint="eastAsia"/>
+        <w:t>/</w:t>
+      </w:r>
+      <w:proofErr w:type="gramEnd"/>
+      <w:r>
+        <w:rPr>
+          <w:rFonts w:ascii="맑은 고딕" w:eastAsia="맑은 고딕" w:hAnsi="맑은 고딕" w:cs="Times New Roman"/>
           <w:b/>
           <w:kern w:val="2"/>
           <w:sz w:val="22"/>
           <w:szCs w:val="22"/>
           <w:shd w:val="pct15" w:color="auto" w:fill="FFFFFF"/>
         </w:rPr>
-        <w:tab/>
+        <w:t xml:space="preserve"> 팀장</w:t>
       </w:r>
       <w:r>
         <w:rPr>
@@ -4230,58 +4374,58 @@
       </w:r>
       <w:r>
         <w:rPr>
-          <w:rFonts w:ascii="맑은 고딕" w:eastAsia="맑은 고딕" w:hAnsi="맑은 고딕" w:cs="Times New Roman"/>
+          <w:rFonts w:ascii="맑은 고딕" w:eastAsia="맑은 고딕" w:hAnsi="맑은 고딕" w:cs="Times New Roman" w:hint="eastAsia"/>
           <w:b/>
           <w:kern w:val="2"/>
           <w:sz w:val="22"/>
           <w:szCs w:val="22"/>
           <w:shd w:val="pct15" w:color="auto" w:fill="FFFFFF"/>
         </w:rPr>
-        <w:t>2024.07 ~ 2025.0</w:t>
-      </w:r>
-      <w:r>
-        <w:rPr>
-          <w:rFonts w:ascii="맑은 고딕" w:eastAsia="맑은 고딕" w:hAnsi="맑은 고딕" w:cs="Times New Roman" w:hint="eastAsia"/>
+        <w:tab/>
+      </w:r>
+      <w:r>
+        <w:rPr>
+          <w:rFonts w:ascii="맑은 고딕" w:eastAsia="맑은 고딕" w:hAnsi="맑은 고딕" w:cs="Times New Roman"/>
           <w:b/>
           <w:kern w:val="2"/>
           <w:sz w:val="22"/>
           <w:szCs w:val="22"/>
           <w:shd w:val="pct15" w:color="auto" w:fill="FFFFFF"/>
         </w:rPr>
-        <w:t>6</w:t>
-      </w:r>
-      <w:r>
-        <w:rPr>
-          <w:rFonts w:ascii="맑은 고딕" w:eastAsia="맑은 고딕" w:hAnsi="맑은 고딕" w:cs="Times New Roman"/>
+        <w:t>2024.07 ~ 2025.0</w:t>
+      </w:r>
+      <w:r>
+        <w:rPr>
+          <w:rFonts w:ascii="맑은 고딕" w:eastAsia="맑은 고딕" w:hAnsi="맑은 고딕" w:cs="Times New Roman" w:hint="eastAsia"/>
           <w:b/>
           <w:kern w:val="2"/>
           <w:sz w:val="22"/>
           <w:szCs w:val="22"/>
           <w:shd w:val="pct15" w:color="auto" w:fill="FFFFFF"/>
         </w:rPr>
-        <w:t xml:space="preserve"> (</w:t>
-      </w:r>
-      <w:r>
-        <w:rPr>
-          <w:rFonts w:ascii="맑은 고딕" w:eastAsia="맑은 고딕" w:hAnsi="맑은 고딕" w:cs="Times New Roman" w:hint="eastAsia"/>
+        <w:t>6</w:t>
+      </w:r>
+      <w:r>
+        <w:rPr>
+          <w:rFonts w:ascii="맑은 고딕" w:eastAsia="맑은 고딕" w:hAnsi="맑은 고딕" w:cs="Times New Roman"/>
           <w:b/>
           <w:kern w:val="2"/>
           <w:sz w:val="22"/>
           <w:szCs w:val="22"/>
           <w:shd w:val="pct15" w:color="auto" w:fill="FFFFFF"/>
         </w:rPr>
-        <w:t>11개월</w:t>
-      </w:r>
-      <w:r>
-        <w:rPr>
-          <w:rFonts w:ascii="맑은 고딕" w:eastAsia="맑은 고딕" w:hAnsi="맑은 고딕" w:cs="Times New Roman"/>
+        <w:t xml:space="preserve"> (</w:t>
+      </w:r>
+      <w:r>
+        <w:rPr>
+          <w:rFonts w:ascii="맑은 고딕" w:eastAsia="맑은 고딕" w:hAnsi="맑은 고딕" w:cs="Times New Roman" w:hint="eastAsia"/>
           <w:b/>
           <w:kern w:val="2"/>
           <w:sz w:val="22"/>
           <w:szCs w:val="22"/>
           <w:shd w:val="pct15" w:color="auto" w:fill="FFFFFF"/>
         </w:rPr>
-        <w:t xml:space="preserve"> )</w:t>
+        <w:t>11개월</w:t>
       </w:r>
       <w:r>
         <w:rPr>
@@ -4292,6 +4436,17 @@
           <w:szCs w:val="22"/>
           <w:shd w:val="pct15" w:color="auto" w:fill="FFFFFF"/>
         </w:rPr>
+        <w:t xml:space="preserve"> )</w:t>
+      </w:r>
+      <w:r>
+        <w:rPr>
+          <w:rFonts w:ascii="맑은 고딕" w:eastAsia="맑은 고딕" w:hAnsi="맑은 고딕" w:cs="Times New Roman"/>
+          <w:b/>
+          <w:kern w:val="2"/>
+          <w:sz w:val="22"/>
+          <w:szCs w:val="22"/>
+          <w:shd w:val="pct15" w:color="auto" w:fill="FFFFFF"/>
+        </w:rPr>
         <w:tab/>
       </w:r>
     </w:p>
@@ -4320,7 +4475,32 @@
           <w:sz w:val="20"/>
           <w:szCs w:val="20"/>
         </w:rPr>
-        <w:t>기타 기술 및 직업 훈련학원,자격증 시험대행</w:t>
+        <w:t>기타 기술 및 직업 훈련학원,</w:t>
+      </w:r>
+      <w:r>
+        <w:rPr>
+          <w:rFonts w:ascii="맑은 고딕" w:eastAsia="맑은 고딕" w:hAnsi="맑은 고딕" w:cs="Arial"/>
+          <w:sz w:val="20"/>
+          <w:szCs w:val="20"/>
+        </w:rPr>
+        <w:t xml:space="preserve"> </w:t>
+      </w:r>
+      <w:r>
+        <w:rPr>
+          <w:rFonts w:ascii="맑은 고딕" w:eastAsia="맑은 고딕" w:hAnsi="맑은 고딕" w:cs="Arial"/>
+          <w:sz w:val="20"/>
+          <w:szCs w:val="20"/>
+        </w:rPr>
+        <w:t xml:space="preserve">자격증 </w:t>
+      </w:r>
+      <w:proofErr w:type="gramStart"/>
+      <w:r>
+        <w:rPr>
+          <w:rFonts w:ascii="맑은 고딕" w:eastAsia="맑은 고딕" w:hAnsi="맑은 고딕" w:cs="Arial"/>
+          <w:sz w:val="20"/>
+          <w:szCs w:val="20"/>
+        </w:rPr>
+        <w:t>시험대행</w:t>
       </w:r>
       <w:r>
         <w:rPr>
@@ -4328,7 +4508,24 @@
           <w:sz w:val="20"/>
           <w:szCs w:val="20"/>
         </w:rPr>
-        <w:t xml:space="preserve">/ </w:t>
+        <w:t xml:space="preserve"> </w:t>
+      </w:r>
+      <w:r>
+        <w:rPr>
+          <w:rFonts w:ascii="맑은 고딕" w:eastAsia="맑은 고딕" w:hAnsi="맑은 고딕" w:cs="Arial" w:hint="eastAsia"/>
+          <w:sz w:val="20"/>
+          <w:szCs w:val="20"/>
+        </w:rPr>
+        <w:t>/</w:t>
+      </w:r>
+      <w:proofErr w:type="gramEnd"/>
+      <w:r>
+        <w:rPr>
+          <w:rFonts w:ascii="맑은 고딕" w:eastAsia="맑은 고딕" w:hAnsi="맑은 고딕" w:cs="Arial" w:hint="eastAsia"/>
+          <w:sz w:val="20"/>
+          <w:szCs w:val="20"/>
+        </w:rPr>
+        <w:t xml:space="preserve"> </w:t>
       </w:r>
       <w:proofErr w:type="spellStart"/>
       <w:r>
@@ -4379,78 +4576,6 @@
           <w:szCs w:val="20"/>
         </w:rPr>
         <w:t>명</w:t>
-      </w:r>
-      <w:r>
-        <w:rPr>
-          <w:rFonts w:ascii="맑은 고딕" w:eastAsia="맑은 고딕" w:hAnsi="맑은 고딕" w:cs="Arial" w:hint="eastAsia"/>
-          <w:sz w:val="20"/>
-          <w:szCs w:val="20"/>
-        </w:rPr>
-        <w:t xml:space="preserve"> / </w:t>
-      </w:r>
-      <w:r>
-        <w:rPr>
-          <w:rFonts w:ascii="맑은 고딕" w:eastAsia="맑은 고딕" w:hAnsi="맑은 고딕" w:cs="Arial" w:hint="eastAsia"/>
-          <w:sz w:val="20"/>
-          <w:szCs w:val="20"/>
-        </w:rPr>
-        <w:t xml:space="preserve">매출액 </w:t>
-      </w:r>
-      <w:r>
-        <w:rPr>
-          <w:rFonts w:ascii="맑은 고딕" w:eastAsia="맑은 고딕" w:hAnsi="맑은 고딕" w:cs="Arial"/>
-          <w:sz w:val="20"/>
-          <w:szCs w:val="20"/>
-        </w:rPr>
-        <w:t>–</w:t>
-      </w:r>
-      <w:r>
-        <w:rPr>
-          <w:rFonts w:ascii="맑은 고딕" w:eastAsia="맑은 고딕" w:hAnsi="맑은 고딕" w:cs="Arial" w:hint="eastAsia"/>
-          <w:sz w:val="20"/>
-          <w:szCs w:val="20"/>
-        </w:rPr>
-        <w:t xml:space="preserve"> </w:t>
-      </w:r>
-      <w:r>
-        <w:rPr>
-          <w:rFonts w:ascii="맑은 고딕" w:eastAsia="맑은 고딕" w:hAnsi="맑은 고딕" w:cs="Arial"/>
-          <w:sz w:val="20"/>
-          <w:szCs w:val="20"/>
-        </w:rPr>
-        <w:t>44억 9백만원</w:t>
-      </w:r>
-      <w:r>
-        <w:rPr>
-          <w:rFonts w:ascii="맑은 고딕" w:eastAsia="맑은 고딕" w:hAnsi="맑은 고딕" w:cs="Arial"/>
-          <w:sz w:val="20"/>
-          <w:szCs w:val="20"/>
-        </w:rPr>
-        <w:t xml:space="preserve"> </w:t>
-      </w:r>
-      <w:r>
-        <w:rPr>
-          <w:rFonts w:ascii="맑은 고딕" w:eastAsia="맑은 고딕" w:hAnsi="맑은 고딕" w:cs="Arial" w:hint="eastAsia"/>
-          <w:sz w:val="20"/>
-          <w:szCs w:val="20"/>
-        </w:rPr>
-        <w:t>(202</w:t>
-      </w:r>
-      <w:r>
-        <w:rPr>
-          <w:rFonts w:ascii="맑은 고딕" w:eastAsia="맑은 고딕" w:hAnsi="맑은 고딕" w:cs="Arial" w:hint="eastAsia"/>
-          <w:sz w:val="20"/>
-          <w:szCs w:val="20"/>
-        </w:rPr>
-        <w:t>0</w:t>
-      </w:r>
-      <w:r>
-        <w:rPr>
-          <w:rFonts w:ascii="맑은 고딕" w:eastAsia="맑은 고딕" w:hAnsi="맑은 고딕" w:cs="Arial" w:hint="eastAsia"/>
-          <w:sz w:val="20"/>
-          <w:szCs w:val="20"/>
-        </w:rPr>
-        <w:t>)</w:t>
       </w:r>
     </w:p>
     <w:p>
@@ -4459,18 +4584,34 @@
         <w:ind w:firstLine="800"/>
         <w:jc w:val="both"/>
         <w:rPr>
+          <w:rFonts w:ascii="맑은 고딕" w:eastAsia="맑은 고딕" w:hAnsi="맑은 고딕" w:cs="Arial"/>
+          <w:sz w:val="20"/>
+          <w:szCs w:val="20"/>
+        </w:rPr>
+      </w:pPr>
+      <w:r>
+        <w:rPr>
           <w:rFonts w:ascii="맑은 고딕" w:eastAsia="맑은 고딕" w:hAnsi="맑은 고딕" w:cs="Arial" w:hint="eastAsia"/>
           <w:sz w:val="20"/>
           <w:szCs w:val="20"/>
         </w:rPr>
-      </w:pPr>
+        <w:t xml:space="preserve">매출액 </w:t>
+      </w:r>
+      <w:r>
+        <w:rPr>
+          <w:rFonts w:ascii="맑은 고딕" w:eastAsia="맑은 고딕" w:hAnsi="맑은 고딕" w:cs="Arial"/>
+          <w:sz w:val="20"/>
+          <w:szCs w:val="20"/>
+        </w:rPr>
+        <w:t>–</w:t>
+      </w:r>
       <w:r>
         <w:rPr>
           <w:rFonts w:ascii="맑은 고딕" w:eastAsia="맑은 고딕" w:hAnsi="맑은 고딕" w:cs="Arial" w:hint="eastAsia"/>
           <w:sz w:val="20"/>
           <w:szCs w:val="20"/>
         </w:rPr>
-        <w:t xml:space="preserve">/ 영업이익 - </w:t>
+        <w:t xml:space="preserve"> </w:t>
       </w:r>
       <w:r>
         <w:rPr>
@@ -4478,7 +4619,32 @@
           <w:sz w:val="20"/>
           <w:szCs w:val="20"/>
         </w:rPr>
-        <w:t>4억 4,178만원</w:t>
+        <w:t xml:space="preserve">44억 9백만원 </w:t>
+      </w:r>
+      <w:r>
+        <w:rPr>
+          <w:rFonts w:ascii="맑은 고딕" w:eastAsia="맑은 고딕" w:hAnsi="맑은 고딕" w:cs="Arial" w:hint="eastAsia"/>
+          <w:sz w:val="20"/>
+          <w:szCs w:val="20"/>
+        </w:rPr>
+        <w:t>(202</w:t>
+      </w:r>
+      <w:r>
+        <w:rPr>
+          <w:rFonts w:ascii="맑은 고딕" w:eastAsia="맑은 고딕" w:hAnsi="맑은 고딕" w:cs="Arial" w:hint="eastAsia"/>
+          <w:sz w:val="20"/>
+          <w:szCs w:val="20"/>
+        </w:rPr>
+        <w:t>0</w:t>
+      </w:r>
+      <w:proofErr w:type="gramStart"/>
+      <w:r>
+        <w:rPr>
+          <w:rFonts w:ascii="맑은 고딕" w:eastAsia="맑은 고딕" w:hAnsi="맑은 고딕" w:cs="Arial" w:hint="eastAsia"/>
+          <w:sz w:val="20"/>
+          <w:szCs w:val="20"/>
+        </w:rPr>
+        <w:t>)</w:t>
       </w:r>
       <w:r>
         <w:rPr>
@@ -4487,6 +4653,31 @@
           <w:szCs w:val="20"/>
         </w:rPr>
         <w:t xml:space="preserve"> </w:t>
+      </w:r>
+      <w:r>
+        <w:rPr>
+          <w:rFonts w:ascii="맑은 고딕" w:eastAsia="맑은 고딕" w:hAnsi="맑은 고딕" w:cs="Arial" w:hint="eastAsia"/>
+          <w:sz w:val="20"/>
+          <w:szCs w:val="20"/>
+        </w:rPr>
+        <w:t>/</w:t>
+      </w:r>
+      <w:proofErr w:type="gramEnd"/>
+      <w:r>
+        <w:rPr>
+          <w:rFonts w:ascii="맑은 고딕" w:eastAsia="맑은 고딕" w:hAnsi="맑은 고딕" w:cs="Arial" w:hint="eastAsia"/>
+          <w:sz w:val="20"/>
+          <w:szCs w:val="20"/>
+        </w:rPr>
+        <w:t xml:space="preserve"> 영업이익 - </w:t>
+      </w:r>
+      <w:r>
+        <w:rPr>
+          <w:rFonts w:ascii="맑은 고딕" w:eastAsia="맑은 고딕" w:hAnsi="맑은 고딕" w:cs="Arial"/>
+          <w:sz w:val="20"/>
+          <w:szCs w:val="20"/>
+        </w:rPr>
+        <w:t xml:space="preserve">4억 4,178만원 </w:t>
       </w:r>
       <w:r>
         <w:rPr>
@@ -4573,7 +4764,7 @@
         <w:widowControl w:val="0"/>
         <w:jc w:val="both"/>
         <w:rPr>
-          <w:rFonts w:ascii="맑은 고딕" w:eastAsia="맑은 고딕" w:hAnsi="맑은 고딕" w:hint="eastAsia"/>
+          <w:rFonts w:ascii="맑은 고딕" w:eastAsia="맑은 고딕" w:hAnsi="맑은 고딕"/>
           <w:sz w:val="20"/>
           <w:szCs w:val="20"/>
         </w:rPr>
@@ -4670,7 +4861,7 @@
         <w:widowControl w:val="0"/>
         <w:jc w:val="both"/>
         <w:rPr>
-          <w:rFonts w:ascii="맑은 고딕" w:eastAsia="맑은 고딕" w:hAnsi="맑은 고딕" w:hint="eastAsia"/>
+          <w:rFonts w:ascii="맑은 고딕" w:eastAsia="맑은 고딕" w:hAnsi="맑은 고딕"/>
           <w:sz w:val="20"/>
           <w:szCs w:val="20"/>
         </w:rPr>
@@ -4782,14 +4973,7 @@
           <w:rFonts w:ascii="맑은 고딕" w:eastAsia="맑은 고딕" w:hAnsi="맑은 고딕" w:hint="eastAsia"/>
           <w:szCs w:val="20"/>
         </w:rPr>
-        <w:t>20분 이상 걸리던 작업을 10초 내외로</w:t>
-      </w:r>
-      <w:r>
-        <w:rPr>
-          <w:rFonts w:ascii="맑은 고딕" w:eastAsia="맑은 고딕" w:hAnsi="맑은 고딕" w:hint="eastAsia"/>
-          <w:szCs w:val="20"/>
-        </w:rPr>
-        <w:t xml:space="preserve"> 대폭 단축</w:t>
+        <w:t>20분 이상 걸리던 작업을 10초 내외로 대폭 단축</w:t>
       </w:r>
     </w:p>
     <w:p>
@@ -4827,7 +5011,7 @@
         <w:widowControl w:val="0"/>
         <w:jc w:val="both"/>
         <w:rPr>
-          <w:rFonts w:ascii="맑은 고딕" w:eastAsia="맑은 고딕" w:hAnsi="맑은 고딕" w:cs="Times New Roman" w:hint="eastAsia"/>
+          <w:rFonts w:ascii="맑은 고딕" w:eastAsia="맑은 고딕" w:hAnsi="맑은 고딕" w:cs="Times New Roman"/>
           <w:kern w:val="2"/>
           <w:sz w:val="20"/>
           <w:szCs w:val="20"/>
@@ -4903,6 +5087,7 @@
         <w:tab/>
       </w:r>
       <w:proofErr w:type="spellStart"/>
+      <w:proofErr w:type="gramStart"/>
       <w:r>
         <w:rPr>
           <w:rFonts w:ascii="맑은 고딕" w:eastAsia="맑은 고딕" w:hAnsi="맑은 고딕" w:cs="Times New Roman" w:hint="eastAsia"/>
@@ -4935,18 +5120,19 @@
           <w:szCs w:val="22"/>
           <w:shd w:val="pct15" w:color="auto" w:fill="FFFFFF"/>
         </w:rPr>
-        <w:t xml:space="preserve"> / 팀장</w:t>
-      </w:r>
-      <w:r>
-        <w:rPr>
-          <w:rFonts w:ascii="맑은 고딕" w:eastAsia="맑은 고딕" w:hAnsi="맑은 고딕" w:cs="Times New Roman" w:hint="eastAsia"/>
+        <w:t xml:space="preserve"> /</w:t>
+      </w:r>
+      <w:proofErr w:type="gramEnd"/>
+      <w:r>
+        <w:rPr>
+          <w:rFonts w:ascii="맑은 고딕" w:eastAsia="맑은 고딕" w:hAnsi="맑은 고딕" w:cs="Times New Roman"/>
           <w:b/>
           <w:kern w:val="2"/>
           <w:sz w:val="22"/>
           <w:szCs w:val="22"/>
           <w:shd w:val="pct15" w:color="auto" w:fill="FFFFFF"/>
         </w:rPr>
-        <w:tab/>
+        <w:t xml:space="preserve"> 팀장</w:t>
       </w:r>
       <w:r>
         <w:rPr>
@@ -4961,14 +5147,14 @@
       </w:r>
       <w:r>
         <w:rPr>
-          <w:rFonts w:ascii="맑은 고딕" w:eastAsia="맑은 고딕" w:hAnsi="맑은 고딕" w:cs="Times New Roman"/>
+          <w:rFonts w:ascii="맑은 고딕" w:eastAsia="맑은 고딕" w:hAnsi="맑은 고딕" w:cs="Times New Roman" w:hint="eastAsia"/>
           <w:b/>
           <w:kern w:val="2"/>
           <w:sz w:val="22"/>
           <w:szCs w:val="22"/>
           <w:shd w:val="pct15" w:color="auto" w:fill="FFFFFF"/>
         </w:rPr>
-        <w:t>2023.05 ~ 2024.03 (11개월)</w:t>
+        <w:tab/>
       </w:r>
       <w:r>
         <w:rPr>
@@ -4979,6 +5165,17 @@
           <w:szCs w:val="22"/>
           <w:shd w:val="pct15" w:color="auto" w:fill="FFFFFF"/>
         </w:rPr>
+        <w:t>2023.05 ~ 2024.03 (11개월)</w:t>
+      </w:r>
+      <w:r>
+        <w:rPr>
+          <w:rFonts w:ascii="맑은 고딕" w:eastAsia="맑은 고딕" w:hAnsi="맑은 고딕" w:cs="Times New Roman"/>
+          <w:b/>
+          <w:kern w:val="2"/>
+          <w:sz w:val="22"/>
+          <w:szCs w:val="22"/>
+          <w:shd w:val="pct15" w:color="auto" w:fill="FFFFFF"/>
+        </w:rPr>
         <w:tab/>
       </w:r>
     </w:p>
@@ -5007,34 +5204,60 @@
           <w:sz w:val="20"/>
           <w:szCs w:val="20"/>
         </w:rPr>
-        <w:t>소프트웨어 개발, GIS(지리정보시스템)</w:t>
-      </w:r>
+        <w:t>소프트웨어 개발, GIS(지리정보시스템</w:t>
+      </w:r>
+      <w:proofErr w:type="gramStart"/>
       <w:r>
         <w:rPr>
           <w:rFonts w:ascii="맑은 고딕" w:eastAsia="맑은 고딕" w:hAnsi="맑은 고딕" w:cs="Arial"/>
           <w:sz w:val="20"/>
           <w:szCs w:val="20"/>
         </w:rPr>
+        <w:t xml:space="preserve">) </w:t>
+      </w:r>
+      <w:r>
+        <w:rPr>
+          <w:rFonts w:ascii="맑은 고딕" w:eastAsia="맑은 고딕" w:hAnsi="맑은 고딕" w:cs="Arial" w:hint="eastAsia"/>
+          <w:sz w:val="20"/>
+          <w:szCs w:val="20"/>
+        </w:rPr>
+        <w:t>/</w:t>
+      </w:r>
+      <w:proofErr w:type="gramEnd"/>
+      <w:r>
+        <w:rPr>
+          <w:rFonts w:ascii="맑은 고딕" w:eastAsia="맑은 고딕" w:hAnsi="맑은 고딕" w:cs="Arial" w:hint="eastAsia"/>
+          <w:sz w:val="20"/>
+          <w:szCs w:val="20"/>
+        </w:rPr>
         <w:t xml:space="preserve"> </w:t>
       </w:r>
+      <w:proofErr w:type="spellStart"/>
       <w:r>
         <w:rPr>
           <w:rFonts w:ascii="맑은 고딕" w:eastAsia="맑은 고딕" w:hAnsi="맑은 고딕" w:cs="Arial" w:hint="eastAsia"/>
           <w:sz w:val="20"/>
           <w:szCs w:val="20"/>
         </w:rPr>
-        <w:t xml:space="preserve">/ </w:t>
-      </w:r>
-      <w:proofErr w:type="spellStart"/>
+        <w:t>직원수</w:t>
+      </w:r>
+      <w:proofErr w:type="spellEnd"/>
       <w:r>
         <w:rPr>
           <w:rFonts w:ascii="맑은 고딕" w:eastAsia="맑은 고딕" w:hAnsi="맑은 고딕" w:cs="Arial" w:hint="eastAsia"/>
           <w:sz w:val="20"/>
           <w:szCs w:val="20"/>
         </w:rPr>
-        <w:t>직원수</w:t>
-      </w:r>
-      <w:proofErr w:type="spellEnd"/>
+        <w:t xml:space="preserve"> </w:t>
+      </w:r>
+      <w:r>
+        <w:rPr>
+          <w:rFonts w:ascii="맑은 고딕" w:eastAsia="맑은 고딕" w:hAnsi="맑은 고딕" w:cs="Arial"/>
+          <w:sz w:val="20"/>
+          <w:szCs w:val="20"/>
+        </w:rPr>
+        <w:t>–</w:t>
+      </w:r>
       <w:r>
         <w:rPr>
           <w:rFonts w:ascii="맑은 고딕" w:eastAsia="맑은 고딕" w:hAnsi="맑은 고딕" w:cs="Arial" w:hint="eastAsia"/>
@@ -5045,6 +5268,22 @@
       </w:r>
       <w:r>
         <w:rPr>
+          <w:rFonts w:ascii="맑은 고딕" w:eastAsia="맑은 고딕" w:hAnsi="맑은 고딕" w:cs="Arial" w:hint="eastAsia"/>
+          <w:sz w:val="20"/>
+          <w:szCs w:val="20"/>
+        </w:rPr>
+        <w:t>15</w:t>
+      </w:r>
+      <w:r>
+        <w:rPr>
+          <w:rFonts w:ascii="맑은 고딕" w:eastAsia="맑은 고딕" w:hAnsi="맑은 고딕" w:cs="Arial" w:hint="eastAsia"/>
+          <w:sz w:val="20"/>
+          <w:szCs w:val="20"/>
+        </w:rPr>
+        <w:t xml:space="preserve">명 / 매출액 </w:t>
+      </w:r>
+      <w:r>
+        <w:rPr>
           <w:rFonts w:ascii="맑은 고딕" w:eastAsia="맑은 고딕" w:hAnsi="맑은 고딕" w:cs="Arial"/>
           <w:sz w:val="20"/>
           <w:szCs w:val="20"/>
@@ -5061,51 +5300,11 @@
       </w:r>
       <w:r>
         <w:rPr>
-          <w:rFonts w:ascii="맑은 고딕" w:eastAsia="맑은 고딕" w:hAnsi="맑은 고딕" w:cs="Arial" w:hint="eastAsia"/>
-          <w:sz w:val="20"/>
-          <w:szCs w:val="20"/>
-        </w:rPr>
-        <w:t>15</w:t>
-      </w:r>
-      <w:r>
-        <w:rPr>
-          <w:rFonts w:ascii="맑은 고딕" w:eastAsia="맑은 고딕" w:hAnsi="맑은 고딕" w:cs="Arial" w:hint="eastAsia"/>
-          <w:sz w:val="20"/>
-          <w:szCs w:val="20"/>
-        </w:rPr>
-        <w:t xml:space="preserve">명 / 매출액 </w:t>
-      </w:r>
-      <w:r>
-        <w:rPr>
           <w:rFonts w:ascii="맑은 고딕" w:eastAsia="맑은 고딕" w:hAnsi="맑은 고딕" w:cs="Arial"/>
           <w:sz w:val="20"/>
           <w:szCs w:val="20"/>
         </w:rPr>
-        <w:t>–</w:t>
-      </w:r>
-      <w:r>
-        <w:rPr>
-          <w:rFonts w:ascii="맑은 고딕" w:eastAsia="맑은 고딕" w:hAnsi="맑은 고딕" w:cs="Arial" w:hint="eastAsia"/>
-          <w:sz w:val="20"/>
-          <w:szCs w:val="20"/>
-        </w:rPr>
-        <w:t xml:space="preserve"> </w:t>
-      </w:r>
-      <w:r>
-        <w:rPr>
-          <w:rFonts w:ascii="맑은 고딕" w:eastAsia="맑은 고딕" w:hAnsi="맑은 고딕" w:cs="Arial"/>
-          <w:sz w:val="20"/>
-          <w:szCs w:val="20"/>
-        </w:rPr>
         <w:t>14억 6천만</w:t>
-      </w:r>
-      <w:r>
-        <w:rPr>
-          <w:rFonts w:ascii="맑은 고딕" w:eastAsia="맑은 고딕" w:hAnsi="맑은 고딕" w:cs="Arial" w:hint="eastAsia"/>
-          <w:sz w:val="20"/>
-          <w:szCs w:val="20"/>
-        </w:rPr>
-        <w:t xml:space="preserve"> </w:t>
       </w:r>
     </w:p>
     <w:p>
@@ -5125,7 +5324,7 @@
           <w:sz w:val="20"/>
           <w:szCs w:val="20"/>
         </w:rPr>
-        <w:t>/</w:t>
+        <w:t xml:space="preserve">영업이익 </w:t>
       </w:r>
       <w:r>
         <w:rPr>
@@ -5133,7 +5332,15 @@
           <w:sz w:val="20"/>
           <w:szCs w:val="20"/>
         </w:rPr>
-        <w:t xml:space="preserve"> </w:t>
+        <w:t xml:space="preserve">- </w:t>
+      </w:r>
+      <w:r>
+        <w:rPr>
+          <w:rFonts w:ascii="맑은 고딕" w:eastAsia="맑은 고딕" w:hAnsi="맑은 고딕" w:cs="Arial"/>
+          <w:sz w:val="20"/>
+          <w:szCs w:val="20"/>
+        </w:rPr>
+        <w:t>7,450만</w:t>
       </w:r>
       <w:r>
         <w:rPr>
@@ -5141,7 +5348,15 @@
           <w:sz w:val="20"/>
           <w:szCs w:val="20"/>
         </w:rPr>
-        <w:t xml:space="preserve">영업이익 </w:t>
+        <w:t>(</w:t>
+      </w:r>
+      <w:r>
+        <w:rPr>
+          <w:rFonts w:ascii="맑은 고딕" w:eastAsia="맑은 고딕" w:hAnsi="맑은 고딕" w:cs="Arial"/>
+          <w:sz w:val="20"/>
+          <w:szCs w:val="20"/>
+        </w:rPr>
+        <w:t>2024</w:t>
       </w:r>
       <w:r>
         <w:rPr>
@@ -5149,45 +5364,13 @@
           <w:sz w:val="20"/>
           <w:szCs w:val="20"/>
         </w:rPr>
-        <w:t xml:space="preserve">- </w:t>
-      </w:r>
-      <w:r>
-        <w:rPr>
-          <w:rFonts w:ascii="맑은 고딕" w:eastAsia="맑은 고딕" w:hAnsi="맑은 고딕" w:cs="Arial"/>
-          <w:sz w:val="20"/>
-          <w:szCs w:val="20"/>
-        </w:rPr>
-        <w:t>7,450만</w:t>
-      </w:r>
-      <w:r>
-        <w:rPr>
-          <w:rFonts w:ascii="맑은 고딕" w:eastAsia="맑은 고딕" w:hAnsi="맑은 고딕" w:cs="Arial" w:hint="eastAsia"/>
-          <w:sz w:val="20"/>
-          <w:szCs w:val="20"/>
-        </w:rPr>
-        <w:t>(</w:t>
-      </w:r>
-      <w:r>
-        <w:rPr>
-          <w:rFonts w:ascii="맑은 고딕" w:eastAsia="맑은 고딕" w:hAnsi="맑은 고딕" w:cs="Arial"/>
-          <w:sz w:val="20"/>
-          <w:szCs w:val="20"/>
-        </w:rPr>
-        <w:t>2024</w:t>
-      </w:r>
-      <w:r>
-        <w:rPr>
-          <w:rFonts w:ascii="맑은 고딕" w:eastAsia="맑은 고딕" w:hAnsi="맑은 고딕" w:cs="Arial" w:hint="eastAsia"/>
-          <w:sz w:val="20"/>
-          <w:szCs w:val="20"/>
-        </w:rPr>
         <w:t>)</w:t>
       </w:r>
     </w:p>
     <w:p>
       <w:pPr>
         <w:rPr>
-          <w:rFonts w:ascii="맑은 고딕" w:eastAsia="맑은 고딕" w:hAnsi="맑은 고딕" w:hint="eastAsia"/>
+          <w:rFonts w:ascii="맑은 고딕" w:eastAsia="맑은 고딕" w:hAnsi="맑은 고딕"/>
           <w:sz w:val="20"/>
           <w:szCs w:val="20"/>
         </w:rPr>
@@ -5222,7 +5405,7 @@
         <w:widowControl w:val="0"/>
         <w:jc w:val="both"/>
         <w:rPr>
-          <w:rFonts w:ascii="맑은 고딕" w:eastAsia="맑은 고딕" w:hAnsi="맑은 고딕" w:hint="eastAsia"/>
+          <w:rFonts w:ascii="맑은 고딕" w:eastAsia="맑은 고딕" w:hAnsi="맑은 고딕"/>
           <w:sz w:val="20"/>
           <w:szCs w:val="20"/>
         </w:rPr>
@@ -5338,7 +5521,7 @@
         <w:ind w:firstLine="800"/>
         <w:jc w:val="both"/>
         <w:rPr>
-          <w:rFonts w:ascii="맑은 고딕" w:eastAsia="맑은 고딕" w:hAnsi="맑은 고딕" w:hint="eastAsia"/>
+          <w:rFonts w:ascii="맑은 고딕" w:eastAsia="맑은 고딕" w:hAnsi="맑은 고딕"/>
           <w:sz w:val="20"/>
           <w:szCs w:val="20"/>
         </w:rPr>
@@ -5376,7 +5559,7 @@
         <w:ind w:firstLine="195"/>
         <w:jc w:val="both"/>
         <w:rPr>
-          <w:rFonts w:ascii="맑은 고딕" w:eastAsia="맑은 고딕" w:hAnsi="맑은 고딕" w:hint="eastAsia"/>
+          <w:rFonts w:ascii="맑은 고딕" w:eastAsia="맑은 고딕" w:hAnsi="맑은 고딕"/>
           <w:sz w:val="20"/>
           <w:szCs w:val="20"/>
         </w:rPr>
@@ -5413,7 +5596,7 @@
         <w:widowControl w:val="0"/>
         <w:jc w:val="both"/>
         <w:rPr>
-          <w:rFonts w:ascii="맑은 고딕" w:eastAsia="맑은 고딕" w:hAnsi="맑은 고딕" w:hint="eastAsia"/>
+          <w:rFonts w:ascii="맑은 고딕" w:eastAsia="맑은 고딕" w:hAnsi="맑은 고딕"/>
           <w:sz w:val="20"/>
           <w:szCs w:val="20"/>
         </w:rPr>
@@ -5735,7 +5918,7 @@
         <w:widowControl w:val="0"/>
         <w:jc w:val="both"/>
         <w:rPr>
-          <w:rFonts w:ascii="맑은 고딕" w:eastAsia="맑은 고딕" w:hAnsi="맑은 고딕" w:cs="Times New Roman" w:hint="eastAsia"/>
+          <w:rFonts w:ascii="맑은 고딕" w:eastAsia="맑은 고딕" w:hAnsi="맑은 고딕" w:cs="Times New Roman"/>
           <w:kern w:val="2"/>
           <w:sz w:val="20"/>
           <w:szCs w:val="20"/>
@@ -6271,7 +6454,25 @@
           <w:sz w:val="18"/>
           <w:szCs w:val="18"/>
         </w:rPr>
-        <w:t>이메일 업무 가능 / Writing, Reading</w:t>
+        <w:t xml:space="preserve">이메일 업무 </w:t>
+      </w:r>
+      <w:proofErr w:type="gramStart"/>
+      <w:r>
+        <w:rPr>
+          <w:rFonts w:ascii="맑은 고딕" w:eastAsia="맑은 고딕" w:hAnsi="맑은 고딕" w:hint="eastAsia"/>
+          <w:sz w:val="18"/>
+          <w:szCs w:val="18"/>
+        </w:rPr>
+        <w:t>가능 /</w:t>
+      </w:r>
+      <w:proofErr w:type="gramEnd"/>
+      <w:r>
+        <w:rPr>
+          <w:rFonts w:ascii="맑은 고딕" w:eastAsia="맑은 고딕" w:hAnsi="맑은 고딕" w:hint="eastAsia"/>
+          <w:sz w:val="18"/>
+          <w:szCs w:val="18"/>
+        </w:rPr>
+        <w:t xml:space="preserve"> Writing, Reading</w:t>
       </w:r>
       <w:r>
         <w:rPr>
@@ -6360,7 +6561,30 @@
           <w:sz w:val="20"/>
           <w:szCs w:val="20"/>
         </w:rPr>
-        <w:t xml:space="preserve">MS Office 상급 / 한글 </w:t>
+        <w:t>MS Office 상급</w:t>
+      </w:r>
+    </w:p>
+    <w:p>
+      <w:pPr>
+        <w:numPr>
+          <w:ilvl w:val="0"/>
+          <w:numId w:val="9"/>
+        </w:numPr>
+        <w:ind w:left="567" w:hanging="283"/>
+        <w:rPr>
+          <w:rFonts w:ascii="맑은 고딕" w:eastAsia="맑은 고딕" w:hAnsi="맑은 고딕"/>
+          <w:b/>
+          <w:sz w:val="18"/>
+          <w:szCs w:val="18"/>
+        </w:rPr>
+      </w:pPr>
+      <w:r>
+        <w:rPr>
+          <w:rFonts w:ascii="맑은 고딕" w:eastAsia="맑은 고딕" w:hAnsi="맑은 고딕" w:hint="eastAsia"/>
+          <w:sz w:val="20"/>
+          <w:szCs w:val="20"/>
+        </w:rPr>
+        <w:t xml:space="preserve">한글 </w:t>
       </w:r>
       <w:r>
         <w:rPr>
@@ -6376,7 +6600,30 @@
           <w:sz w:val="20"/>
           <w:szCs w:val="20"/>
         </w:rPr>
-        <w:t xml:space="preserve">급 / 통계프로그램 </w:t>
+        <w:t>급</w:t>
+      </w:r>
+    </w:p>
+    <w:p>
+      <w:pPr>
+        <w:numPr>
+          <w:ilvl w:val="0"/>
+          <w:numId w:val="9"/>
+        </w:numPr>
+        <w:ind w:left="567" w:hanging="283"/>
+        <w:rPr>
+          <w:rFonts w:ascii="맑은 고딕" w:eastAsia="맑은 고딕" w:hAnsi="맑은 고딕"/>
+          <w:b/>
+          <w:sz w:val="18"/>
+          <w:szCs w:val="18"/>
+        </w:rPr>
+      </w:pPr>
+      <w:r>
+        <w:rPr>
+          <w:rFonts w:ascii="맑은 고딕" w:eastAsia="맑은 고딕" w:hAnsi="맑은 고딕" w:hint="eastAsia"/>
+          <w:sz w:val="20"/>
+          <w:szCs w:val="20"/>
+        </w:rPr>
+        <w:t xml:space="preserve">통계프로그램 </w:t>
       </w:r>
       <w:r>
         <w:rPr>
@@ -6703,16 +6950,25 @@
           <w:sz w:val="20"/>
           <w:szCs w:val="20"/>
         </w:rPr>
-        <w:t xml:space="preserve"> 이상</w:t>
-      </w:r>
-      <w:r>
-        <w:rPr>
-          <w:rFonts w:ascii="맑은 고딕" w:eastAsia="맑은 고딕" w:hAnsi="맑은 고딕" w:hint="eastAsia"/>
-          <w:sz w:val="20"/>
-          <w:szCs w:val="20"/>
-        </w:rPr>
         <w:t xml:space="preserve"> </w:t>
       </w:r>
+      <w:proofErr w:type="gramStart"/>
+      <w:r>
+        <w:rPr>
+          <w:rFonts w:ascii="맑은 고딕" w:eastAsia="맑은 고딕" w:hAnsi="맑은 고딕" w:hint="eastAsia"/>
+          <w:sz w:val="20"/>
+          <w:szCs w:val="20"/>
+        </w:rPr>
+        <w:t>이상</w:t>
+      </w:r>
+      <w:r>
+        <w:rPr>
+          <w:rFonts w:ascii="맑은 고딕" w:eastAsia="맑은 고딕" w:hAnsi="맑은 고딕" w:hint="eastAsia"/>
+          <w:sz w:val="20"/>
+          <w:szCs w:val="20"/>
+        </w:rPr>
+        <w:t xml:space="preserve"> </w:t>
+      </w:r>
       <w:r>
         <w:rPr>
           <w:rFonts w:ascii="맑은 고딕" w:eastAsia="맑은 고딕" w:hAnsi="맑은 고딕" w:hint="eastAsia"/>
@@ -6721,6 +6977,7 @@
         </w:rPr>
         <w:t>/</w:t>
       </w:r>
+      <w:proofErr w:type="gramEnd"/>
       <w:r>
         <w:rPr>
           <w:rFonts w:ascii="맑은 고딕" w:eastAsia="맑은 고딕" w:hAnsi="맑은 고딕" w:hint="eastAsia"/>
@@ -6910,6 +7167,7 @@
           <w:szCs w:val="20"/>
         </w:rPr>
       </w:pPr>
+      <w:proofErr w:type="gramStart"/>
       <w:r>
         <w:rPr>
           <w:rFonts w:ascii="맑은 고딕" w:eastAsia="맑은 고딕" w:hAnsi="맑은 고딕"/>
@@ -6920,8 +7178,9 @@
           <w:sz w:val="20"/>
           <w:szCs w:val="20"/>
         </w:rPr>
-        <w:t xml:space="preserve">// 0. </w:t>
-      </w:r>
+        <w:t>// 0</w:t>
+      </w:r>
+      <w:proofErr w:type="gramEnd"/>
       <w:r>
         <w:rPr>
           <w:rFonts w:ascii="맑은 고딕" w:eastAsia="맑은 고딕" w:hAnsi="맑은 고딕"/>
@@ -6932,6 +7191,18 @@
           <w:sz w:val="20"/>
           <w:szCs w:val="20"/>
         </w:rPr>
+        <w:t xml:space="preserve">. </w:t>
+      </w:r>
+      <w:r>
+        <w:rPr>
+          <w:rFonts w:ascii="맑은 고딕" w:eastAsia="맑은 고딕" w:hAnsi="맑은 고딕"/>
+          <w:b/>
+          <w:bCs/>
+          <w:iCs/>
+          <w:color w:val="70AD47" w:themeColor="accent6"/>
+          <w:sz w:val="20"/>
+          <w:szCs w:val="20"/>
+        </w:rPr>
         <w:t>간략 소개</w:t>
       </w:r>
       <w:r>
@@ -6954,8 +7225,21 @@
           <w:sz w:val="20"/>
           <w:szCs w:val="20"/>
         </w:rPr>
-        <w:t>[ AI와 자동화를 활용해 문제를 해결하는 개발자 ]</w:t>
-      </w:r>
+        <w:t xml:space="preserve">[ AI와 자동화를 활용해 문제를 해결하는 </w:t>
+      </w:r>
+      <w:proofErr w:type="gramStart"/>
+      <w:r>
+        <w:rPr>
+          <w:rFonts w:ascii="맑은 고딕" w:eastAsia="맑은 고딕" w:hAnsi="맑은 고딕"/>
+          <w:b/>
+          <w:bCs/>
+          <w:iCs/>
+          <w:sz w:val="20"/>
+          <w:szCs w:val="20"/>
+        </w:rPr>
+        <w:t>개발자 ]</w:t>
+      </w:r>
+      <w:proofErr w:type="gramEnd"/>
     </w:p>
     <w:p>
       <w:pPr>
@@ -7083,6 +7367,7 @@
           <w:szCs w:val="20"/>
         </w:rPr>
       </w:pPr>
+      <w:proofErr w:type="gramStart"/>
       <w:r>
         <w:rPr>
           <w:rFonts w:ascii="맑은 고딕" w:eastAsia="맑은 고딕" w:hAnsi="맑은 고딕"/>
@@ -7093,14 +7378,27 @@
           <w:sz w:val="20"/>
           <w:szCs w:val="20"/>
         </w:rPr>
-        <w:t>// 1. 프로젝트 및 실무 경험</w:t>
-      </w:r>
+        <w:t>// 1</w:t>
+      </w:r>
+      <w:proofErr w:type="gramEnd"/>
       <w:r>
         <w:rPr>
           <w:rFonts w:ascii="맑은 고딕" w:eastAsia="맑은 고딕" w:hAnsi="맑은 고딕"/>
           <w:b/>
           <w:bCs/>
           <w:iCs/>
+          <w:color w:val="70AD47" w:themeColor="accent6"/>
+          <w:sz w:val="20"/>
+          <w:szCs w:val="20"/>
+        </w:rPr>
+        <w:t>. 프로젝트 및 실무 경험</w:t>
+      </w:r>
+      <w:r>
+        <w:rPr>
+          <w:rFonts w:ascii="맑은 고딕" w:eastAsia="맑은 고딕" w:hAnsi="맑은 고딕"/>
+          <w:b/>
+          <w:bCs/>
+          <w:iCs/>
           <w:sz w:val="20"/>
           <w:szCs w:val="20"/>
         </w:rPr>
@@ -7115,8 +7413,21 @@
           <w:sz w:val="20"/>
           <w:szCs w:val="20"/>
         </w:rPr>
-        <w:t>[ 직접 학습하고 적용하며 문제를 해결한 경험 ]</w:t>
-      </w:r>
+        <w:t xml:space="preserve">[ 직접 학습하고 적용하며 문제를 해결한 </w:t>
+      </w:r>
+      <w:proofErr w:type="gramStart"/>
+      <w:r>
+        <w:rPr>
+          <w:rFonts w:ascii="맑은 고딕" w:eastAsia="맑은 고딕" w:hAnsi="맑은 고딕"/>
+          <w:b/>
+          <w:bCs/>
+          <w:iCs/>
+          <w:sz w:val="20"/>
+          <w:szCs w:val="20"/>
+        </w:rPr>
+        <w:t>경험 ]</w:t>
+      </w:r>
+      <w:proofErr w:type="gramEnd"/>
     </w:p>
     <w:p>
       <w:pPr>
@@ -7253,6 +7564,7 @@
           <w:szCs w:val="20"/>
         </w:rPr>
       </w:pPr>
+      <w:proofErr w:type="gramStart"/>
       <w:r>
         <w:rPr>
           <w:rFonts w:ascii="맑은 고딕" w:eastAsia="맑은 고딕" w:hAnsi="맑은 고딕"/>
@@ -7263,8 +7575,9 @@
           <w:sz w:val="20"/>
           <w:szCs w:val="20"/>
         </w:rPr>
-        <w:t>// 2-1. 성격 (</w:t>
-      </w:r>
+        <w:t>// 2</w:t>
+      </w:r>
+      <w:proofErr w:type="gramEnd"/>
       <w:r>
         <w:rPr>
           <w:rFonts w:ascii="맑은 고딕" w:eastAsia="맑은 고딕" w:hAnsi="맑은 고딕"/>
@@ -7275,7 +7588,7 @@
           <w:sz w:val="20"/>
           <w:szCs w:val="20"/>
         </w:rPr>
-        <w:t>문제 해결</w:t>
+        <w:t>-1. 성격 (</w:t>
       </w:r>
       <w:r>
         <w:rPr>
@@ -7287,6 +7600,18 @@
           <w:sz w:val="20"/>
           <w:szCs w:val="20"/>
         </w:rPr>
+        <w:t>문제 해결</w:t>
+      </w:r>
+      <w:r>
+        <w:rPr>
+          <w:rFonts w:ascii="맑은 고딕" w:eastAsia="맑은 고딕" w:hAnsi="맑은 고딕"/>
+          <w:b/>
+          <w:bCs/>
+          <w:iCs/>
+          <w:color w:val="70AD47" w:themeColor="accent6"/>
+          <w:sz w:val="20"/>
+          <w:szCs w:val="20"/>
+        </w:rPr>
         <w:t>)</w:t>
       </w:r>
       <w:r>
@@ -7309,8 +7634,21 @@
           <w:sz w:val="20"/>
           <w:szCs w:val="20"/>
         </w:rPr>
-        <w:t>[ 필요한 것은 스스로 학습하고 해결하는 태도 ]</w:t>
-      </w:r>
+        <w:t xml:space="preserve">[ 필요한 것은 스스로 학습하고 해결하는 </w:t>
+      </w:r>
+      <w:proofErr w:type="gramStart"/>
+      <w:r>
+        <w:rPr>
+          <w:rFonts w:ascii="맑은 고딕" w:eastAsia="맑은 고딕" w:hAnsi="맑은 고딕"/>
+          <w:b/>
+          <w:bCs/>
+          <w:iCs/>
+          <w:sz w:val="20"/>
+          <w:szCs w:val="20"/>
+        </w:rPr>
+        <w:t>태도 ]</w:t>
+      </w:r>
+      <w:proofErr w:type="gramEnd"/>
     </w:p>
     <w:p>
       <w:pPr>
@@ -7438,6 +7776,7 @@
           <w:szCs w:val="20"/>
         </w:rPr>
       </w:pPr>
+      <w:proofErr w:type="gramStart"/>
       <w:r>
         <w:rPr>
           <w:rFonts w:ascii="맑은 고딕" w:eastAsia="맑은 고딕" w:hAnsi="맑은 고딕"/>
@@ -7449,14 +7788,27 @@
           <w:szCs w:val="20"/>
         </w:rPr>
         <w:lastRenderedPageBreak/>
-        <w:t>// 2-2. 성격 (학습)</w:t>
-      </w:r>
+        <w:t>// 2</w:t>
+      </w:r>
+      <w:proofErr w:type="gramEnd"/>
       <w:r>
         <w:rPr>
           <w:rFonts w:ascii="맑은 고딕" w:eastAsia="맑은 고딕" w:hAnsi="맑은 고딕"/>
           <w:b/>
           <w:bCs/>
           <w:iCs/>
+          <w:color w:val="70AD47" w:themeColor="accent6"/>
+          <w:sz w:val="20"/>
+          <w:szCs w:val="20"/>
+        </w:rPr>
+        <w:t>-2. 성격 (학습)</w:t>
+      </w:r>
+      <w:r>
+        <w:rPr>
+          <w:rFonts w:ascii="맑은 고딕" w:eastAsia="맑은 고딕" w:hAnsi="맑은 고딕"/>
+          <w:b/>
+          <w:bCs/>
+          <w:iCs/>
           <w:sz w:val="20"/>
           <w:szCs w:val="20"/>
         </w:rPr>
@@ -7471,8 +7823,21 @@
           <w:sz w:val="20"/>
           <w:szCs w:val="20"/>
         </w:rPr>
-        <w:t>[ 기술보다 학습 능력이 경쟁력이라고 생각합니다 ]</w:t>
-      </w:r>
+        <w:t xml:space="preserve">[ 기술보다 학습 능력이 경쟁력이라고 </w:t>
+      </w:r>
+      <w:proofErr w:type="gramStart"/>
+      <w:r>
+        <w:rPr>
+          <w:rFonts w:ascii="맑은 고딕" w:eastAsia="맑은 고딕" w:hAnsi="맑은 고딕"/>
+          <w:b/>
+          <w:bCs/>
+          <w:iCs/>
+          <w:sz w:val="20"/>
+          <w:szCs w:val="20"/>
+        </w:rPr>
+        <w:t>생각합니다 ]</w:t>
+      </w:r>
+      <w:proofErr w:type="gramEnd"/>
     </w:p>
     <w:p>
       <w:pPr>
@@ -7582,6 +7947,7 @@
           <w:szCs w:val="20"/>
         </w:rPr>
       </w:pPr>
+      <w:proofErr w:type="gramStart"/>
       <w:r>
         <w:rPr>
           <w:rFonts w:ascii="맑은 고딕" w:eastAsia="맑은 고딕" w:hAnsi="맑은 고딕"/>
@@ -7592,14 +7958,27 @@
           <w:sz w:val="20"/>
           <w:szCs w:val="20"/>
         </w:rPr>
-        <w:t>// 3. 성장과정</w:t>
-      </w:r>
+        <w:t>// 3</w:t>
+      </w:r>
+      <w:proofErr w:type="gramEnd"/>
       <w:r>
         <w:rPr>
           <w:rFonts w:ascii="맑은 고딕" w:eastAsia="맑은 고딕" w:hAnsi="맑은 고딕"/>
           <w:b/>
           <w:bCs/>
           <w:iCs/>
+          <w:color w:val="70AD47" w:themeColor="accent6"/>
+          <w:sz w:val="20"/>
+          <w:szCs w:val="20"/>
+        </w:rPr>
+        <w:t>. 성장과정</w:t>
+      </w:r>
+      <w:r>
+        <w:rPr>
+          <w:rFonts w:ascii="맑은 고딕" w:eastAsia="맑은 고딕" w:hAnsi="맑은 고딕"/>
+          <w:b/>
+          <w:bCs/>
+          <w:iCs/>
           <w:sz w:val="20"/>
           <w:szCs w:val="20"/>
         </w:rPr>
@@ -7614,8 +7993,21 @@
           <w:sz w:val="20"/>
           <w:szCs w:val="20"/>
         </w:rPr>
-        <w:t>[ 다양한 경험을 통해 개발자로 성장한 과정 ]</w:t>
-      </w:r>
+        <w:t xml:space="preserve">[ 다양한 경험을 통해 개발자로 성장한 </w:t>
+      </w:r>
+      <w:proofErr w:type="gramStart"/>
+      <w:r>
+        <w:rPr>
+          <w:rFonts w:ascii="맑은 고딕" w:eastAsia="맑은 고딕" w:hAnsi="맑은 고딕"/>
+          <w:b/>
+          <w:bCs/>
+          <w:iCs/>
+          <w:sz w:val="20"/>
+          <w:szCs w:val="20"/>
+        </w:rPr>
+        <w:t>과정 ]</w:t>
+      </w:r>
+      <w:proofErr w:type="gramEnd"/>
     </w:p>
     <w:p>
       <w:pPr>
@@ -7722,6 +8114,7 @@
           <w:szCs w:val="20"/>
         </w:rPr>
       </w:pPr>
+      <w:proofErr w:type="gramStart"/>
       <w:r>
         <w:rPr>
           <w:rFonts w:ascii="맑은 고딕" w:eastAsia="맑은 고딕" w:hAnsi="맑은 고딕"/>
@@ -7732,14 +8125,27 @@
           <w:sz w:val="20"/>
           <w:szCs w:val="20"/>
         </w:rPr>
-        <w:t>// 4. 입사 후 포부</w:t>
-      </w:r>
+        <w:t>// 4</w:t>
+      </w:r>
+      <w:proofErr w:type="gramEnd"/>
       <w:r>
         <w:rPr>
           <w:rFonts w:ascii="맑은 고딕" w:eastAsia="맑은 고딕" w:hAnsi="맑은 고딕"/>
           <w:b/>
           <w:bCs/>
           <w:iCs/>
+          <w:color w:val="70AD47" w:themeColor="accent6"/>
+          <w:sz w:val="20"/>
+          <w:szCs w:val="20"/>
+        </w:rPr>
+        <w:t>. 입사 후 포부</w:t>
+      </w:r>
+      <w:r>
+        <w:rPr>
+          <w:rFonts w:ascii="맑은 고딕" w:eastAsia="맑은 고딕" w:hAnsi="맑은 고딕"/>
+          <w:b/>
+          <w:bCs/>
+          <w:iCs/>
           <w:sz w:val="20"/>
           <w:szCs w:val="20"/>
         </w:rPr>
@@ -7754,8 +8160,21 @@
           <w:sz w:val="20"/>
           <w:szCs w:val="20"/>
         </w:rPr>
-        <w:t>[ AI 시대에 생산성을 높이는 개발자 ]</w:t>
-      </w:r>
+        <w:t xml:space="preserve">[ AI 시대에 생산성을 높이는 </w:t>
+      </w:r>
+      <w:proofErr w:type="gramStart"/>
+      <w:r>
+        <w:rPr>
+          <w:rFonts w:ascii="맑은 고딕" w:eastAsia="맑은 고딕" w:hAnsi="맑은 고딕"/>
+          <w:b/>
+          <w:bCs/>
+          <w:iCs/>
+          <w:sz w:val="20"/>
+          <w:szCs w:val="20"/>
+        </w:rPr>
+        <w:t>개발자 ]</w:t>
+      </w:r>
+      <w:proofErr w:type="gramEnd"/>
     </w:p>
     <w:p>
       <w:pPr>
@@ -7885,7 +8304,7 @@
           <w:sz w:val="20"/>
           <w:szCs w:val="20"/>
         </w:rPr>
-        <w:t>상기에 기술한 내용은 사실과 다름 없음을 확인합니다.</w:t>
+        <w:t>상기에 기술한 내용은 사실과 다름없음을 확인합니다.</w:t>
       </w:r>
     </w:p>
     <w:p>
@@ -7948,12 +8367,21 @@
       </w:r>
       <w:r>
         <w:rPr>
-          <w:rFonts w:ascii="맑은 고딕" w:eastAsia="맑은 고딕" w:hAnsi="맑은 고딕" w:hint="eastAsia"/>
-          <w:b/>
-          <w:bCs/>
-          <w:szCs w:val="20"/>
-        </w:rPr>
-        <w:t xml:space="preserve">  </w:t>
+          <w:rFonts w:ascii="맑은 고딕" w:eastAsia="맑은 고딕" w:hAnsi="맑은 고딕"/>
+          <w:b/>
+          <w:bCs/>
+          <w:szCs w:val="20"/>
+        </w:rPr>
+        <w:t>06</w:t>
+      </w:r>
+      <w:r>
+        <w:rPr>
+          <w:rFonts w:ascii="맑은 고딕" w:eastAsia="맑은 고딕" w:hAnsi="맑은 고딕" w:hint="eastAsia"/>
+          <w:b/>
+          <w:bCs/>
+          <w:szCs w:val="20"/>
+        </w:rPr>
+        <w:t>월</w:t>
       </w:r>
       <w:r>
         <w:rPr>
@@ -7966,30 +8394,12 @@
       </w:r>
       <w:r>
         <w:rPr>
-          <w:rFonts w:ascii="맑은 고딕" w:eastAsia="맑은 고딕" w:hAnsi="맑은 고딕" w:hint="eastAsia"/>
-          <w:b/>
-          <w:bCs/>
-          <w:szCs w:val="20"/>
-        </w:rPr>
-        <w:t>월</w:t>
-      </w:r>
-      <w:r>
-        <w:rPr>
-          <w:rFonts w:ascii="맑은 고딕" w:eastAsia="맑은 고딕" w:hAnsi="맑은 고딕" w:hint="eastAsia"/>
-          <w:b/>
-          <w:bCs/>
-          <w:szCs w:val="20"/>
-        </w:rPr>
-        <w:t xml:space="preserve">  </w:t>
-      </w:r>
-      <w:r>
-        <w:rPr>
-          <w:rFonts w:ascii="맑은 고딕" w:eastAsia="맑은 고딕" w:hAnsi="맑은 고딕" w:hint="eastAsia"/>
-          <w:b/>
-          <w:bCs/>
-          <w:szCs w:val="20"/>
-        </w:rPr>
-        <w:t xml:space="preserve">  </w:t>
+          <w:rFonts w:ascii="맑은 고딕" w:eastAsia="맑은 고딕" w:hAnsi="맑은 고딕"/>
+          <w:b/>
+          <w:bCs/>
+          <w:szCs w:val="20"/>
+        </w:rPr>
+        <w:t>11</w:t>
       </w:r>
       <w:r>
         <w:rPr>
@@ -8007,7 +8417,17 @@
           <w:bCs/>
           <w:szCs w:val="20"/>
         </w:rPr>
-        <w:t xml:space="preserve">     지원자 </w:t>
+        <w:t xml:space="preserve">     </w:t>
+      </w:r>
+      <w:proofErr w:type="gramStart"/>
+      <w:r>
+        <w:rPr>
+          <w:rFonts w:ascii="맑은 고딕" w:eastAsia="맑은 고딕" w:hAnsi="맑은 고딕" w:hint="eastAsia"/>
+          <w:b/>
+          <w:bCs/>
+          <w:szCs w:val="20"/>
+        </w:rPr>
+        <w:t xml:space="preserve">지원자 </w:t>
       </w:r>
       <w:r>
         <w:rPr>
@@ -8017,7 +8437,68 @@
           <w:color w:val="4472C4" w:themeColor="accent1"/>
           <w:szCs w:val="20"/>
         </w:rPr>
-        <w:t>: 홍 길 동</w:t>
+        <w:t>:</w:t>
+      </w:r>
+      <w:proofErr w:type="gramEnd"/>
+      <w:r>
+        <w:rPr>
+          <w:rFonts w:ascii="맑은 고딕" w:eastAsia="맑은 고딕" w:hAnsi="맑은 고딕" w:hint="eastAsia"/>
+          <w:b/>
+          <w:bCs/>
+          <w:color w:val="4472C4" w:themeColor="accent1"/>
+          <w:szCs w:val="20"/>
+        </w:rPr>
+        <w:t xml:space="preserve"> </w:t>
+      </w:r>
+      <w:r>
+        <w:rPr>
+          <w:rFonts w:ascii="맑은 고딕" w:eastAsia="맑은 고딕" w:hAnsi="맑은 고딕" w:hint="eastAsia"/>
+          <w:b/>
+          <w:bCs/>
+          <w:color w:val="4472C4" w:themeColor="accent1"/>
+          <w:szCs w:val="20"/>
+        </w:rPr>
+        <w:t>이</w:t>
+      </w:r>
+      <w:r>
+        <w:rPr>
+          <w:rFonts w:ascii="맑은 고딕" w:eastAsia="맑은 고딕" w:hAnsi="맑은 고딕" w:hint="eastAsia"/>
+          <w:b/>
+          <w:bCs/>
+          <w:color w:val="4472C4" w:themeColor="accent1"/>
+          <w:szCs w:val="20"/>
+        </w:rPr>
+        <w:t xml:space="preserve"> </w:t>
+      </w:r>
+      <w:r>
+        <w:rPr>
+          <w:rFonts w:ascii="맑은 고딕" w:eastAsia="맑은 고딕" w:hAnsi="맑은 고딕" w:hint="eastAsia"/>
+          <w:b/>
+          <w:bCs/>
+          <w:color w:val="4472C4" w:themeColor="accent1"/>
+          <w:szCs w:val="20"/>
+        </w:rPr>
+        <w:t>준</w:t>
+      </w:r>
+      <w:r>
+        <w:rPr>
+          <w:rFonts w:ascii="맑은 고딕" w:eastAsia="맑은 고딕" w:hAnsi="맑은 고딕" w:hint="eastAsia"/>
+          <w:b/>
+          <w:bCs/>
+          <w:color w:val="4472C4" w:themeColor="accent1"/>
+          <w:szCs w:val="20"/>
+        </w:rPr>
+        <w:t xml:space="preserve"> </w:t>
+      </w:r>
+      <w:r>
+        <w:rPr>
+          <w:rFonts w:ascii="맑은 고딕" w:eastAsia="맑은 고딕" w:hAnsi="맑은 고딕" w:hint="eastAsia"/>
+          <w:b/>
+          <w:bCs/>
+          <w:color w:val="4472C4" w:themeColor="accent1"/>
+          <w:szCs w:val="20"/>
+        </w:rPr>
+        <w:t>상</w:t>
       </w:r>
     </w:p>
     <w:sectPr>
@@ -8038,7 +8519,7 @@
 </file>
 
 <file path=word/endnotes.xml><?xml version="1.0" encoding="utf-8"?>
-<w:endnotes xmlns:wpc="http://schemas.microsoft.com/office/word/2010/wordprocessingCanvas" xmlns:cx="http://schemas.microsoft.com/office/drawing/2014/chartex" xmlns:cx1="http://schemas.microsoft.com/office/drawing/2015/9/8/chartex" xmlns:cx2="http://schemas.microsoft.com/office/drawing/2015/10/21/chartex" xmlns:cx3="http://schemas.microsoft.com/office/drawing/2016/5/9/chartex" xmlns:cx4="http://schemas.microsoft.com/office/drawing/2016/5/10/chartex" xmlns:cx5="http://schemas.microsoft.com/office/drawing/2016/5/11/chartex" xmlns:cx6="http://schemas.microsoft.com/office/drawing/2016/5/12/chartex" xmlns:cx7="http://schemas.microsoft.com/office/drawing/2016/5/13/chartex" xmlns:cx8="http://schemas.microsoft.com/office/drawing/2016/5/14/chartex" xmlns:mc="http://schemas.openxmlformats.org/markup-compatibility/2006" xmlns:aink="http://schemas.microsoft.com/office/drawing/2016/ink" xmlns:am3d="http://schemas.microsoft.com/office/drawing/2017/model3d" xmlns:o="urn:schemas-microsoft-com:office:office" xmlns:oel="http://schemas.microsoft.com/office/2019/extlst" xmlns:r="http://schemas.openxmlformats.org/officeDocument/2006/relationships" xmlns:m="http://schemas.openxmlformats.org/officeDocument/2006/math" xmlns:v="urn:schemas-microsoft-com:vml" xmlns:wp14="http://schemas.microsoft.com/office/word/2010/wordprocessingDrawing" xmlns:wp="http://schemas.openxmlformats.org/drawingml/2006/wordprocessingDrawing" xmlns:w10="urn:schemas-microsoft-com:office:word" xmlns:w="http://schemas.openxmlformats.org/wordprocessingml/2006/main" xmlns:w14="http://schemas.microsoft.com/office/word/2010/wordml" xmlns:w15="http://schemas.microsoft.com/office/word/2012/wordml" xmlns:w16cex="http://schemas.microsoft.com/office/word/2018/wordml/cex" xmlns:w16cid="http://schemas.microsoft.com/office/word/2016/wordml/cid" xmlns:w16="http://schemas.microsoft.com/office/word/2018/wordml" xmlns:w16du="http://schemas.microsoft.com/office/word/2023/wordml/word16du" xmlns:w16sdtdh="http://schemas.microsoft.com/office/word/2020/wordml/sdtdatahash" xmlns:w16sdtfl="http://schemas.microsoft.com/office/word/2024/wordml/sdtformatlock" xmlns:w16se="http://schemas.microsoft.com/office/word/2015/wordml/symex" xmlns:wpg="http://schemas.microsoft.com/office/word/2010/wordprocessingGroup" xmlns:wpi="http://schemas.microsoft.com/office/word/2010/wordprocessingInk" xmlns:wne="http://schemas.microsoft.com/office/word/2006/wordml" xmlns:wps="http://schemas.microsoft.com/office/word/2010/wordprocessingShape" mc:Ignorable="w14 w15 w16se w16cid w16 w16cex w16sdtdh w16sdtfl w16du wp14">
+<w:endnotes xmlns:wpc="http://schemas.microsoft.com/office/word/2010/wordprocessingCanvas" xmlns:cx="http://schemas.microsoft.com/office/drawing/2014/chartex" xmlns:cx1="http://schemas.microsoft.com/office/drawing/2015/9/8/chartex" xmlns:cx2="http://schemas.microsoft.com/office/drawing/2015/10/21/chartex" xmlns:cx3="http://schemas.microsoft.com/office/drawing/2016/5/9/chartex" xmlns:cx4="http://schemas.microsoft.com/office/drawing/2016/5/10/chartex" xmlns:cx5="http://schemas.microsoft.com/office/drawing/2016/5/11/chartex" xmlns:cx6="http://schemas.microsoft.com/office/drawing/2016/5/12/chartex" xmlns:cx7="http://schemas.microsoft.com/office/drawing/2016/5/13/chartex" xmlns:cx8="http://schemas.microsoft.com/office/drawing/2016/5/14/chartex" xmlns:mc="http://schemas.openxmlformats.org/markup-compatibility/2006" xmlns:aink="http://schemas.microsoft.com/office/drawing/2016/ink" xmlns:am3d="http://schemas.microsoft.com/office/drawing/2017/model3d" xmlns:o="urn:schemas-microsoft-com:office:office" xmlns:r="http://schemas.openxmlformats.org/officeDocument/2006/relationships" xmlns:m="http://schemas.openxmlformats.org/officeDocument/2006/math" xmlns:v="urn:schemas-microsoft-com:vml" xmlns:wp14="http://schemas.microsoft.com/office/word/2010/wordprocessingDrawing" xmlns:wp="http://schemas.openxmlformats.org/drawingml/2006/wordprocessingDrawing" xmlns:w10="urn:schemas-microsoft-com:office:word" xmlns:w="http://schemas.openxmlformats.org/wordprocessingml/2006/main" xmlns:w14="http://schemas.microsoft.com/office/word/2010/wordml" xmlns:w15="http://schemas.microsoft.com/office/word/2012/wordml" xmlns:w16cex="http://schemas.microsoft.com/office/word/2018/wordml/cex" xmlns:w16cid="http://schemas.microsoft.com/office/word/2016/wordml/cid" xmlns:w16="http://schemas.microsoft.com/office/word/2018/wordml" xmlns:w16se="http://schemas.microsoft.com/office/word/2015/wordml/symex" xmlns:wpg="http://schemas.microsoft.com/office/word/2010/wordprocessingGroup" xmlns:wpi="http://schemas.microsoft.com/office/word/2010/wordprocessingInk" xmlns:wne="http://schemas.microsoft.com/office/word/2006/wordml" xmlns:wps="http://schemas.microsoft.com/office/word/2010/wordprocessingShape" mc:Ignorable="w14 w15 w16se w16cid w16 w16cex wp14">
   <w:endnote w:type="separator" w:id="-1">
     <w:p>
       <w:r>
@@ -8057,7 +8538,7 @@
 </file>
 
 <file path=word/footnotes.xml><?xml version="1.0" encoding="utf-8"?>
-<w:footnotes xmlns:wpc="http://schemas.microsoft.com/office/word/2010/wordprocessingCanvas" xmlns:cx="http://schemas.microsoft.com/office/drawing/2014/chartex" xmlns:cx1="http://schemas.microsoft.com/office/drawing/2015/9/8/chartex" xmlns:cx2="http://schemas.microsoft.com/office/drawing/2015/10/21/chartex" xmlns:cx3="http://schemas.microsoft.com/office/drawing/2016/5/9/chartex" xmlns:cx4="http://schemas.microsoft.com/office/drawing/2016/5/10/chartex" xmlns:cx5="http://schemas.microsoft.com/office/drawing/2016/5/11/chartex" xmlns:cx6="http://schemas.microsoft.com/office/drawing/2016/5/12/chartex" xmlns:cx7="http://schemas.microsoft.com/office/drawing/2016/5/13/chartex" xmlns:cx8="http://schemas.microsoft.com/office/drawing/2016/5/14/chartex" xmlns:mc="http://schemas.openxmlformats.org/markup-compatibility/2006" xmlns:aink="http://schemas.microsoft.com/office/drawing/2016/ink" xmlns:am3d="http://schemas.microsoft.com/office/drawing/2017/model3d" xmlns:o="urn:schemas-microsoft-com:office:office" xmlns:oel="http://schemas.microsoft.com/office/2019/extlst" xmlns:r="http://schemas.openxmlformats.org/officeDocument/2006/relationships" xmlns:m="http://schemas.openxmlformats.org/officeDocument/2006/math" xmlns:v="urn:schemas-microsoft-com:vml" xmlns:wp14="http://schemas.microsoft.com/office/word/2010/wordprocessingDrawing" xmlns:wp="http://schemas.openxmlformats.org/drawingml/2006/wordprocessingDrawing" xmlns:w10="urn:schemas-microsoft-com:office:word" xmlns:w="http://schemas.openxmlformats.org/wordprocessingml/2006/main" xmlns:w14="http://schemas.microsoft.com/office/word/2010/wordml" xmlns:w15="http://schemas.microsoft.com/office/word/2012/wordml" xmlns:w16cex="http://schemas.microsoft.com/office/word/2018/wordml/cex" xmlns:w16cid="http://schemas.microsoft.com/office/word/2016/wordml/cid" xmlns:w16="http://schemas.microsoft.com/office/word/2018/wordml" xmlns:w16du="http://schemas.microsoft.com/office/word/2023/wordml/word16du" xmlns:w16sdtdh="http://schemas.microsoft.com/office/word/2020/wordml/sdtdatahash" xmlns:w16sdtfl="http://schemas.microsoft.com/office/word/2024/wordml/sdtformatlock" xmlns:w16se="http://schemas.microsoft.com/office/word/2015/wordml/symex" xmlns:wpg="http://schemas.microsoft.com/office/word/2010/wordprocessingGroup" xmlns:wpi="http://schemas.microsoft.com/office/word/2010/wordprocessingInk" xmlns:wne="http://schemas.microsoft.com/office/word/2006/wordml" xmlns:wps="http://schemas.microsoft.com/office/word/2010/wordprocessingShape" mc:Ignorable="w14 w15 w16se w16cid w16 w16cex w16sdtdh w16sdtfl w16du wp14">
+<w:footnotes xmlns:wpc="http://schemas.microsoft.com/office/word/2010/wordprocessingCanvas" xmlns:cx="http://schemas.microsoft.com/office/drawing/2014/chartex" xmlns:cx1="http://schemas.microsoft.com/office/drawing/2015/9/8/chartex" xmlns:cx2="http://schemas.microsoft.com/office/drawing/2015/10/21/chartex" xmlns:cx3="http://schemas.microsoft.com/office/drawing/2016/5/9/chartex" xmlns:cx4="http://schemas.microsoft.com/office/drawing/2016/5/10/chartex" xmlns:cx5="http://schemas.microsoft.com/office/drawing/2016/5/11/chartex" xmlns:cx6="http://schemas.microsoft.com/office/drawing/2016/5/12/chartex" xmlns:cx7="http://schemas.microsoft.com/office/drawing/2016/5/13/chartex" xmlns:cx8="http://schemas.microsoft.com/office/drawing/2016/5/14/chartex" xmlns:mc="http://schemas.openxmlformats.org/markup-compatibility/2006" xmlns:aink="http://schemas.microsoft.com/office/drawing/2016/ink" xmlns:am3d="http://schemas.microsoft.com/office/drawing/2017/model3d" xmlns:o="urn:schemas-microsoft-com:office:office" xmlns:r="http://schemas.openxmlformats.org/officeDocument/2006/relationships" xmlns:m="http://schemas.openxmlformats.org/officeDocument/2006/math" xmlns:v="urn:schemas-microsoft-com:vml" xmlns:wp14="http://schemas.microsoft.com/office/word/2010/wordprocessingDrawing" xmlns:wp="http://schemas.openxmlformats.org/drawingml/2006/wordprocessingDrawing" xmlns:w10="urn:schemas-microsoft-com:office:word" xmlns:w="http://schemas.openxmlformats.org/wordprocessingml/2006/main" xmlns:w14="http://schemas.microsoft.com/office/word/2010/wordml" xmlns:w15="http://schemas.microsoft.com/office/word/2012/wordml" xmlns:w16cex="http://schemas.microsoft.com/office/word/2018/wordml/cex" xmlns:w16cid="http://schemas.microsoft.com/office/word/2016/wordml/cid" xmlns:w16="http://schemas.microsoft.com/office/word/2018/wordml" xmlns:w16se="http://schemas.microsoft.com/office/word/2015/wordml/symex" xmlns:wpg="http://schemas.microsoft.com/office/word/2010/wordprocessingGroup" xmlns:wpi="http://schemas.microsoft.com/office/word/2010/wordprocessingInk" xmlns:wne="http://schemas.microsoft.com/office/word/2006/wordml" xmlns:wps="http://schemas.microsoft.com/office/word/2010/wordprocessingShape" mc:Ignorable="w14 w15 w16se w16cid w16 w16cex wp14">
   <w:footnote w:type="separator" w:id="-1">
     <w:p>
       <w:r>
@@ -8076,7 +8557,7 @@
 </file>
 
 <file path=word/numbering.xml><?xml version="1.0" encoding="utf-8"?>
-<w:numbering xmlns:wpc="http://schemas.microsoft.com/office/word/2010/wordprocessingCanvas" xmlns:cx="http://schemas.microsoft.com/office/drawing/2014/chartex" xmlns:cx1="http://schemas.microsoft.com/office/drawing/2015/9/8/chartex" xmlns:cx2="http://schemas.microsoft.com/office/drawing/2015/10/21/chartex" xmlns:cx3="http://schemas.microsoft.com/office/drawing/2016/5/9/chartex" xmlns:cx4="http://schemas.microsoft.com/office/drawing/2016/5/10/chartex" xmlns:cx5="http://schemas.microsoft.com/office/drawing/2016/5/11/chartex" xmlns:cx6="http://schemas.microsoft.com/office/drawing/2016/5/12/chartex" xmlns:cx7="http://schemas.microsoft.com/office/drawing/2016/5/13/chartex" xmlns:cx8="http://schemas.microsoft.com/office/drawing/2016/5/14/chartex" xmlns:mc="http://schemas.openxmlformats.org/markup-compatibility/2006" xmlns:aink="http://schemas.microsoft.com/office/drawing/2016/ink" xmlns:am3d="http://schemas.microsoft.com/office/drawing/2017/model3d" xmlns:o="urn:schemas-microsoft-com:office:office" xmlns:oel="http://schemas.microsoft.com/office/2019/extlst" xmlns:r="http://schemas.openxmlformats.org/officeDocument/2006/relationships" xmlns:m="http://schemas.openxmlformats.org/officeDocument/2006/math" xmlns:v="urn:schemas-microsoft-com:vml" xmlns:wp14="http://schemas.microsoft.com/office/word/2010/wordprocessingDrawing" xmlns:wp="http://schemas.openxmlformats.org/drawingml/2006/wordprocessingDrawing" xmlns:w10="urn:schemas-microsoft-com:office:word" xmlns:w="http://schemas.openxmlformats.org/wordprocessingml/2006/main" xmlns:w14="http://schemas.microsoft.com/office/word/2010/wordml" xmlns:w15="http://schemas.microsoft.com/office/word/2012/wordml" xmlns:w16cex="http://schemas.microsoft.com/office/word/2018/wordml/cex" xmlns:w16cid="http://schemas.microsoft.com/office/word/2016/wordml/cid" xmlns:w16="http://schemas.microsoft.com/office/word/2018/wordml" xmlns:w16du="http://schemas.microsoft.com/office/word/2023/wordml/word16du" xmlns:w16sdtdh="http://schemas.microsoft.com/office/word/2020/wordml/sdtdatahash" xmlns:w16sdtfl="http://schemas.microsoft.com/office/word/2024/wordml/sdtformatlock" xmlns:w16se="http://schemas.microsoft.com/office/word/2015/wordml/symex" xmlns:wpg="http://schemas.microsoft.com/office/word/2010/wordprocessingGroup" xmlns:wpi="http://schemas.microsoft.com/office/word/2010/wordprocessingInk" xmlns:wne="http://schemas.microsoft.com/office/word/2006/wordml" xmlns:wps="http://schemas.microsoft.com/office/word/2010/wordprocessingShape" mc:Ignorable="w14 w15 w16se w16cid w16 w16cex w16sdtdh w16sdtfl w16du wp14">
+<w:numbering xmlns:wpc="http://schemas.microsoft.com/office/word/2010/wordprocessingCanvas" xmlns:cx="http://schemas.microsoft.com/office/drawing/2014/chartex" xmlns:cx1="http://schemas.microsoft.com/office/drawing/2015/9/8/chartex" xmlns:cx2="http://schemas.microsoft.com/office/drawing/2015/10/21/chartex" xmlns:cx3="http://schemas.microsoft.com/office/drawing/2016/5/9/chartex" xmlns:cx4="http://schemas.microsoft.com/office/drawing/2016/5/10/chartex" xmlns:cx5="http://schemas.microsoft.com/office/drawing/2016/5/11/chartex" xmlns:cx6="http://schemas.microsoft.com/office/drawing/2016/5/12/chartex" xmlns:cx7="http://schemas.microsoft.com/office/drawing/2016/5/13/chartex" xmlns:cx8="http://schemas.microsoft.com/office/drawing/2016/5/14/chartex" xmlns:mc="http://schemas.openxmlformats.org/markup-compatibility/2006" xmlns:aink="http://schemas.microsoft.com/office/drawing/2016/ink" xmlns:am3d="http://schemas.microsoft.com/office/drawing/2017/model3d" xmlns:o="urn:schemas-microsoft-com:office:office" xmlns:r="http://schemas.openxmlformats.org/officeDocument/2006/relationships" xmlns:m="http://schemas.openxmlformats.org/officeDocument/2006/math" xmlns:v="urn:schemas-microsoft-com:vml" xmlns:wp14="http://schemas.microsoft.com/office/word/2010/wordprocessingDrawing" xmlns:wp="http://schemas.openxmlformats.org/drawingml/2006/wordprocessingDrawing" xmlns:w10="urn:schemas-microsoft-com:office:word" xmlns:w="http://schemas.openxmlformats.org/wordprocessingml/2006/main" xmlns:w14="http://schemas.microsoft.com/office/word/2010/wordml" xmlns:w15="http://schemas.microsoft.com/office/word/2012/wordml" xmlns:w16cex="http://schemas.microsoft.com/office/word/2018/wordml/cex" xmlns:w16cid="http://schemas.microsoft.com/office/word/2016/wordml/cid" xmlns:w16="http://schemas.microsoft.com/office/word/2018/wordml" xmlns:w16se="http://schemas.microsoft.com/office/word/2015/wordml/symex" xmlns:wpg="http://schemas.microsoft.com/office/word/2010/wordprocessingGroup" xmlns:wpi="http://schemas.microsoft.com/office/word/2010/wordprocessingInk" xmlns:wne="http://schemas.microsoft.com/office/word/2006/wordml" xmlns:wps="http://schemas.microsoft.com/office/word/2010/wordprocessingShape" mc:Ignorable="w14 w15 w16se w16cid w16 w16cex wp14">
   <w:abstractNum w:abstractNumId="0" w15:restartNumberingAfterBreak="0">
     <w:nsid w:val="03EF1C95"/>
     <w:multiLevelType w:val="hybridMultilevel"/>
@@ -12764,139 +13245,139 @@
       </w:pPr>
     </w:lvl>
   </w:abstractNum>
-  <w:num w:numId="1" w16cid:durableId="778522969">
+  <w:num w:numId="1">
     <w:abstractNumId w:val="21"/>
   </w:num>
-  <w:num w:numId="2" w16cid:durableId="853105546">
+  <w:num w:numId="2">
     <w:abstractNumId w:val="27"/>
   </w:num>
-  <w:num w:numId="3" w16cid:durableId="1101140734">
+  <w:num w:numId="3">
     <w:abstractNumId w:val="39"/>
   </w:num>
-  <w:num w:numId="4" w16cid:durableId="864250794">
+  <w:num w:numId="4">
     <w:abstractNumId w:val="1"/>
   </w:num>
-  <w:num w:numId="5" w16cid:durableId="865405963">
+  <w:num w:numId="5">
     <w:abstractNumId w:val="19"/>
   </w:num>
-  <w:num w:numId="6" w16cid:durableId="502553699">
+  <w:num w:numId="6">
     <w:abstractNumId w:val="8"/>
   </w:num>
-  <w:num w:numId="7" w16cid:durableId="634330688">
+  <w:num w:numId="7">
     <w:abstractNumId w:val="38"/>
   </w:num>
-  <w:num w:numId="8" w16cid:durableId="464080262">
+  <w:num w:numId="8">
     <w:abstractNumId w:val="28"/>
   </w:num>
-  <w:num w:numId="9" w16cid:durableId="1271359520">
+  <w:num w:numId="9">
     <w:abstractNumId w:val="23"/>
   </w:num>
-  <w:num w:numId="10" w16cid:durableId="1377966824">
+  <w:num w:numId="10">
     <w:abstractNumId w:val="22"/>
   </w:num>
-  <w:num w:numId="11" w16cid:durableId="531456886">
+  <w:num w:numId="11">
     <w:abstractNumId w:val="13"/>
   </w:num>
-  <w:num w:numId="12" w16cid:durableId="599801175">
+  <w:num w:numId="12">
     <w:abstractNumId w:val="42"/>
   </w:num>
-  <w:num w:numId="13" w16cid:durableId="508525549">
+  <w:num w:numId="13">
     <w:abstractNumId w:val="0"/>
   </w:num>
-  <w:num w:numId="14" w16cid:durableId="2098280454">
+  <w:num w:numId="14">
     <w:abstractNumId w:val="43"/>
   </w:num>
-  <w:num w:numId="15" w16cid:durableId="422724609">
+  <w:num w:numId="15">
     <w:abstractNumId w:val="12"/>
   </w:num>
-  <w:num w:numId="16" w16cid:durableId="1662001302">
+  <w:num w:numId="16">
     <w:abstractNumId w:val="32"/>
   </w:num>
-  <w:num w:numId="17" w16cid:durableId="2053846951">
+  <w:num w:numId="17">
     <w:abstractNumId w:val="15"/>
   </w:num>
-  <w:num w:numId="18" w16cid:durableId="1527252802">
+  <w:num w:numId="18">
     <w:abstractNumId w:val="26"/>
   </w:num>
-  <w:num w:numId="19" w16cid:durableId="219100262">
+  <w:num w:numId="19">
     <w:abstractNumId w:val="24"/>
   </w:num>
-  <w:num w:numId="20" w16cid:durableId="921573447">
+  <w:num w:numId="20">
     <w:abstractNumId w:val="6"/>
   </w:num>
-  <w:num w:numId="21" w16cid:durableId="305283523">
+  <w:num w:numId="21">
     <w:abstractNumId w:val="31"/>
   </w:num>
-  <w:num w:numId="22" w16cid:durableId="1988823794">
+  <w:num w:numId="22">
     <w:abstractNumId w:val="9"/>
   </w:num>
-  <w:num w:numId="23" w16cid:durableId="772020522">
+  <w:num w:numId="23">
     <w:abstractNumId w:val="16"/>
   </w:num>
-  <w:num w:numId="24" w16cid:durableId="263877467">
+  <w:num w:numId="24">
     <w:abstractNumId w:val="25"/>
   </w:num>
-  <w:num w:numId="25" w16cid:durableId="1461024448">
+  <w:num w:numId="25">
     <w:abstractNumId w:val="41"/>
   </w:num>
-  <w:num w:numId="26" w16cid:durableId="1871916193">
+  <w:num w:numId="26">
     <w:abstractNumId w:val="34"/>
   </w:num>
-  <w:num w:numId="27" w16cid:durableId="1199971904">
+  <w:num w:numId="27">
     <w:abstractNumId w:val="18"/>
   </w:num>
-  <w:num w:numId="28" w16cid:durableId="1735732660">
+  <w:num w:numId="28">
     <w:abstractNumId w:val="3"/>
   </w:num>
-  <w:num w:numId="29" w16cid:durableId="122188928">
+  <w:num w:numId="29">
     <w:abstractNumId w:val="33"/>
   </w:num>
-  <w:num w:numId="30" w16cid:durableId="1128860209">
+  <w:num w:numId="30">
     <w:abstractNumId w:val="2"/>
   </w:num>
-  <w:num w:numId="31" w16cid:durableId="2004503973">
+  <w:num w:numId="31">
     <w:abstractNumId w:val="30"/>
   </w:num>
-  <w:num w:numId="32" w16cid:durableId="981740411">
+  <w:num w:numId="32">
     <w:abstractNumId w:val="7"/>
   </w:num>
-  <w:num w:numId="33" w16cid:durableId="2055960002">
+  <w:num w:numId="33">
     <w:abstractNumId w:val="17"/>
   </w:num>
-  <w:num w:numId="34" w16cid:durableId="1189025559">
+  <w:num w:numId="34">
     <w:abstractNumId w:val="10"/>
   </w:num>
-  <w:num w:numId="35" w16cid:durableId="1685091445">
+  <w:num w:numId="35">
     <w:abstractNumId w:val="44"/>
   </w:num>
-  <w:num w:numId="36" w16cid:durableId="7342602">
+  <w:num w:numId="36">
     <w:abstractNumId w:val="5"/>
   </w:num>
-  <w:num w:numId="37" w16cid:durableId="68894841">
+  <w:num w:numId="37">
     <w:abstractNumId w:val="29"/>
   </w:num>
-  <w:num w:numId="38" w16cid:durableId="601301469">
+  <w:num w:numId="38">
     <w:abstractNumId w:val="14"/>
   </w:num>
-  <w:num w:numId="39" w16cid:durableId="622420442">
+  <w:num w:numId="39">
     <w:abstractNumId w:val="40"/>
   </w:num>
-  <w:num w:numId="40" w16cid:durableId="1462575982">
+  <w:num w:numId="40">
     <w:abstractNumId w:val="4"/>
   </w:num>
-  <w:num w:numId="41" w16cid:durableId="787704647">
+  <w:num w:numId="41">
     <w:abstractNumId w:val="20"/>
   </w:num>
-  <w:num w:numId="42" w16cid:durableId="1383023240">
+  <w:num w:numId="42">
     <w:abstractNumId w:val="36"/>
   </w:num>
-  <w:num w:numId="43" w16cid:durableId="2037349110">
+  <w:num w:numId="43">
     <w:abstractNumId w:val="35"/>
   </w:num>
-  <w:num w:numId="44" w16cid:durableId="43188507">
+  <w:num w:numId="44">
     <w:abstractNumId w:val="11"/>
   </w:num>
-  <w:num w:numId="45" w16cid:durableId="1879776917">
+  <w:num w:numId="45">
     <w:abstractNumId w:val="37"/>
   </w:num>
   <w:numIdMacAtCleanup w:val="12"/>
@@ -12904,7 +13385,7 @@
 </file>
 
 <file path=word/styles.xml><?xml version="1.0" encoding="utf-8"?>
-<w:styles xmlns:mc="http://schemas.openxmlformats.org/markup-compatibility/2006" xmlns:r="http://schemas.openxmlformats.org/officeDocument/2006/relationships" xmlns:w="http://schemas.openxmlformats.org/wordprocessingml/2006/main" xmlns:w14="http://schemas.microsoft.com/office/word/2010/wordml" xmlns:w15="http://schemas.microsoft.com/office/word/2012/wordml" xmlns:w16cex="http://schemas.microsoft.com/office/word/2018/wordml/cex" xmlns:w16cid="http://schemas.microsoft.com/office/word/2016/wordml/cid" xmlns:w16="http://schemas.microsoft.com/office/word/2018/wordml" xmlns:w16du="http://schemas.microsoft.com/office/word/2023/wordml/word16du" xmlns:w16sdtdh="http://schemas.microsoft.com/office/word/2020/wordml/sdtdatahash" xmlns:w16sdtfl="http://schemas.microsoft.com/office/word/2024/wordml/sdtformatlock" xmlns:w16se="http://schemas.microsoft.com/office/word/2015/wordml/symex" mc:Ignorable="w14 w15 w16se w16cid w16 w16cex w16sdtdh w16sdtfl w16du">
+<w:styles xmlns:mc="http://schemas.openxmlformats.org/markup-compatibility/2006" xmlns:r="http://schemas.openxmlformats.org/officeDocument/2006/relationships" xmlns:w="http://schemas.openxmlformats.org/wordprocessingml/2006/main" xmlns:w14="http://schemas.microsoft.com/office/word/2010/wordml" xmlns:w15="http://schemas.microsoft.com/office/word/2012/wordml" xmlns:w16cex="http://schemas.microsoft.com/office/word/2018/wordml/cex" xmlns:w16cid="http://schemas.microsoft.com/office/word/2016/wordml/cid" xmlns:w16="http://schemas.microsoft.com/office/word/2018/wordml" xmlns:w16se="http://schemas.microsoft.com/office/word/2015/wordml/symex" mc:Ignorable="w14 w15 w16se w16cid w16 w16cex">
   <w:docDefaults>
     <w:rPrDefault>
       <w:rPr>
@@ -13384,6 +13865,7 @@
   <w:style w:type="character" w:default="1" w:styleId="a0">
     <w:name w:val="Default Paragraph Font"/>
     <w:uiPriority w:val="1"/>
+    <w:semiHidden/>
     <w:unhideWhenUsed/>
   </w:style>
   <w:style w:type="table" w:default="1" w:styleId="a1">
